--- a/docs/tables/entire/sec4_aki_2.docx
+++ b/docs/tables/entire/sec4_aki_2.docx
@@ -891,7 +891,7 @@
                 <w:szCs w:val="22"/>
                 <w:color w:val="000000"/>
               </w:rPr>
-              <w:t xml:space="preserve">1.25</w:t>
+              <w:t xml:space="preserve">1.26</w:t>
             </w:r>
           </w:p>
         </w:tc>
@@ -1156,7 +1156,7 @@
                 <w:szCs w:val="22"/>
                 <w:color w:val="000000"/>
               </w:rPr>
-              <w:t xml:space="preserve">1.14, 1.52</w:t>
+              <w:t xml:space="preserve">1.14, 1.53</w:t>
             </w:r>
           </w:p>
         </w:tc>
@@ -1427,60 +1427,60 @@
                 <w:szCs w:val="22"/>
                 <w:color w:val="000000"/>
               </w:rPr>
-              <w:t xml:space="preserve">0.98, 1.01</w:t>
-            </w:r>
-          </w:p>
-        </w:tc>
-        <w:tc>
-          <w:tcPr>
-            <w:tcBorders>
-              <w:bottom w:val="none" w:sz="0" w:space="0" w:color="000000"/>
-              <w:top w:val="none" w:sz="0" w:space="0" w:color="000000"/>
-              <w:left w:val="none" w:sz="0" w:space="0" w:color="000000"/>
-              <w:right w:val="none" w:sz="0" w:space="0" w:color="000000"/>
-            </w:tcBorders>
-            <w:shd w:val="clear" w:color="auto" w:fill="FFFFFF"/>
-            <w:tcMar>
-              <w:top w:w="0" w:type="dxa"/>
-              <w:bottom w:w="0" w:type="dxa"/>
-              <w:left w:w="0" w:type="dxa"/>
-              <w:right w:w="0" w:type="dxa"/>
-            </w:tcMar>
-            <w:vAlign w:val="top"/>
-          </w:tcPr>
-          <w:p>
-            <w:pPr>
-              <w:pStyle w:val="Normal"/>
-              <w:jc w:val="center"/>
-              <w:pBdr>
-                <w:bottom w:val="none" w:sz="0" w:space="0" w:color="000000"/>
-                <w:top w:val="none" w:sz="0" w:space="0" w:color="000000"/>
-                <w:left w:val="none" w:sz="0" w:space="0" w:color="000000"/>
-                <w:right w:val="none" w:sz="0" w:space="0" w:color="000000"/>
-              </w:pBdr>
-              <w:spacing w:after="100" w:before="100" w:line="240"/>
-              <w:ind w:left="100" w:right="100" w:firstLine="0" w:firstLineChars="0"/>
-              <w:rPr>
-                <w:rFonts w:ascii="Helvetica" w:hAnsi="Helvetica" w:eastAsia="Helvetica" w:cs="Helvetica"/>
-                <w:i w:val="false"/>
-                <w:b w:val="false"/>
-                <w:u w:val="none"/>
-                <w:sz w:val="22"/>
-                <w:szCs w:val="22"/>
-                <w:color w:val="000000"/>
-              </w:rPr>
-            </w:pPr>
-            <w:r>
-              <w:rPr>
-                <w:rFonts w:ascii="Helvetica" w:hAnsi="Helvetica" w:eastAsia="Helvetica" w:cs="Helvetica"/>
-                <w:i w:val="false"/>
-                <w:b w:val="false"/>
-                <w:u w:val="none"/>
-                <w:sz w:val="22"/>
-                <w:szCs w:val="22"/>
-                <w:color w:val="000000"/>
-              </w:rPr>
-              <w:t xml:space="preserve">0.960</w:t>
+              <w:t xml:space="preserve">0.99, 1.02</w:t>
+            </w:r>
+          </w:p>
+        </w:tc>
+        <w:tc>
+          <w:tcPr>
+            <w:tcBorders>
+              <w:bottom w:val="none" w:sz="0" w:space="0" w:color="000000"/>
+              <w:top w:val="none" w:sz="0" w:space="0" w:color="000000"/>
+              <w:left w:val="none" w:sz="0" w:space="0" w:color="000000"/>
+              <w:right w:val="none" w:sz="0" w:space="0" w:color="000000"/>
+            </w:tcBorders>
+            <w:shd w:val="clear" w:color="auto" w:fill="FFFFFF"/>
+            <w:tcMar>
+              <w:top w:w="0" w:type="dxa"/>
+              <w:bottom w:w="0" w:type="dxa"/>
+              <w:left w:w="0" w:type="dxa"/>
+              <w:right w:w="0" w:type="dxa"/>
+            </w:tcMar>
+            <w:vAlign w:val="top"/>
+          </w:tcPr>
+          <w:p>
+            <w:pPr>
+              <w:pStyle w:val="Normal"/>
+              <w:jc w:val="center"/>
+              <w:pBdr>
+                <w:bottom w:val="none" w:sz="0" w:space="0" w:color="000000"/>
+                <w:top w:val="none" w:sz="0" w:space="0" w:color="000000"/>
+                <w:left w:val="none" w:sz="0" w:space="0" w:color="000000"/>
+                <w:right w:val="none" w:sz="0" w:space="0" w:color="000000"/>
+              </w:pBdr>
+              <w:spacing w:after="100" w:before="100" w:line="240"/>
+              <w:ind w:left="100" w:right="100" w:firstLine="0" w:firstLineChars="0"/>
+              <w:rPr>
+                <w:rFonts w:ascii="Helvetica" w:hAnsi="Helvetica" w:eastAsia="Helvetica" w:cs="Helvetica"/>
+                <w:i w:val="false"/>
+                <w:b w:val="false"/>
+                <w:u w:val="none"/>
+                <w:sz w:val="22"/>
+                <w:szCs w:val="22"/>
+                <w:color w:val="000000"/>
+              </w:rPr>
+            </w:pPr>
+            <w:r>
+              <w:rPr>
+                <w:rFonts w:ascii="Helvetica" w:hAnsi="Helvetica" w:eastAsia="Helvetica" w:cs="Helvetica"/>
+                <w:i w:val="false"/>
+                <w:b w:val="false"/>
+                <w:u w:val="none"/>
+                <w:sz w:val="22"/>
+                <w:szCs w:val="22"/>
+                <w:color w:val="000000"/>
+              </w:rPr>
+              <w:t xml:space="preserve">0.990</w:t>
             </w:r>
           </w:p>
         </w:tc>
@@ -1692,7 +1692,7 @@
                 <w:szCs w:val="22"/>
                 <w:color w:val="000000"/>
               </w:rPr>
-              <w:t xml:space="preserve">0.430</w:t>
+              <w:t xml:space="preserve">0.410</w:t>
             </w:r>
           </w:p>
         </w:tc>
@@ -2823,113 +2823,113 @@
                 <w:szCs w:val="22"/>
                 <w:color w:val="000000"/>
               </w:rPr>
-              <w:t xml:space="preserve">1.10</w:t>
-            </w:r>
-          </w:p>
-        </w:tc>
-        <w:tc>
-          <w:tcPr>
-            <w:tcBorders>
-              <w:bottom w:val="none" w:sz="0" w:space="0" w:color="000000"/>
-              <w:top w:val="none" w:sz="0" w:space="0" w:color="000000"/>
-              <w:left w:val="none" w:sz="0" w:space="0" w:color="000000"/>
-              <w:right w:val="none" w:sz="0" w:space="0" w:color="000000"/>
-            </w:tcBorders>
-            <w:shd w:val="clear" w:color="auto" w:fill="FFFFFF"/>
-            <w:tcMar>
-              <w:top w:w="0" w:type="dxa"/>
-              <w:bottom w:w="0" w:type="dxa"/>
-              <w:left w:w="0" w:type="dxa"/>
-              <w:right w:w="0" w:type="dxa"/>
-            </w:tcMar>
-            <w:vAlign w:val="top"/>
-          </w:tcPr>
-          <w:p>
-            <w:pPr>
-              <w:pStyle w:val="Normal"/>
-              <w:jc w:val="center"/>
-              <w:pBdr>
-                <w:bottom w:val="none" w:sz="0" w:space="0" w:color="000000"/>
-                <w:top w:val="none" w:sz="0" w:space="0" w:color="000000"/>
-                <w:left w:val="none" w:sz="0" w:space="0" w:color="000000"/>
-                <w:right w:val="none" w:sz="0" w:space="0" w:color="000000"/>
-              </w:pBdr>
-              <w:spacing w:after="100" w:before="100" w:line="240"/>
-              <w:ind w:left="100" w:right="100" w:firstLine="0" w:firstLineChars="0"/>
-              <w:rPr>
-                <w:rFonts w:ascii="Helvetica" w:hAnsi="Helvetica" w:eastAsia="Helvetica" w:cs="Helvetica"/>
-                <w:i w:val="false"/>
-                <w:b w:val="false"/>
-                <w:u w:val="none"/>
-                <w:sz w:val="22"/>
-                <w:szCs w:val="22"/>
-                <w:color w:val="000000"/>
-              </w:rPr>
-            </w:pPr>
-            <w:r>
-              <w:rPr>
-                <w:rFonts w:ascii="Helvetica" w:hAnsi="Helvetica" w:eastAsia="Helvetica" w:cs="Helvetica"/>
-                <w:i w:val="false"/>
-                <w:b w:val="false"/>
-                <w:u w:val="none"/>
-                <w:sz w:val="22"/>
-                <w:szCs w:val="22"/>
-                <w:color w:val="000000"/>
-              </w:rPr>
-              <w:t xml:space="preserve">0.72, 1.66</w:t>
-            </w:r>
-          </w:p>
-        </w:tc>
-        <w:tc>
-          <w:tcPr>
-            <w:tcBorders>
-              <w:bottom w:val="none" w:sz="0" w:space="0" w:color="000000"/>
-              <w:top w:val="none" w:sz="0" w:space="0" w:color="000000"/>
-              <w:left w:val="none" w:sz="0" w:space="0" w:color="000000"/>
-              <w:right w:val="none" w:sz="0" w:space="0" w:color="000000"/>
-            </w:tcBorders>
-            <w:shd w:val="clear" w:color="auto" w:fill="FFFFFF"/>
-            <w:tcMar>
-              <w:top w:w="0" w:type="dxa"/>
-              <w:bottom w:w="0" w:type="dxa"/>
-              <w:left w:w="0" w:type="dxa"/>
-              <w:right w:w="0" w:type="dxa"/>
-            </w:tcMar>
-            <w:vAlign w:val="top"/>
-          </w:tcPr>
-          <w:p>
-            <w:pPr>
-              <w:pStyle w:val="Normal"/>
-              <w:jc w:val="center"/>
-              <w:pBdr>
-                <w:bottom w:val="none" w:sz="0" w:space="0" w:color="000000"/>
-                <w:top w:val="none" w:sz="0" w:space="0" w:color="000000"/>
-                <w:left w:val="none" w:sz="0" w:space="0" w:color="000000"/>
-                <w:right w:val="none" w:sz="0" w:space="0" w:color="000000"/>
-              </w:pBdr>
-              <w:spacing w:after="100" w:before="100" w:line="240"/>
-              <w:ind w:left="100" w:right="100" w:firstLine="0" w:firstLineChars="0"/>
-              <w:rPr>
-                <w:rFonts w:ascii="Helvetica" w:hAnsi="Helvetica" w:eastAsia="Helvetica" w:cs="Helvetica"/>
-                <w:i w:val="false"/>
-                <w:b w:val="false"/>
-                <w:u w:val="none"/>
-                <w:sz w:val="22"/>
-                <w:szCs w:val="22"/>
-                <w:color w:val="000000"/>
-              </w:rPr>
-            </w:pPr>
-            <w:r>
-              <w:rPr>
-                <w:rFonts w:ascii="Helvetica" w:hAnsi="Helvetica" w:eastAsia="Helvetica" w:cs="Helvetica"/>
-                <w:i w:val="false"/>
-                <w:b w:val="false"/>
-                <w:u w:val="none"/>
-                <w:sz w:val="22"/>
-                <w:szCs w:val="22"/>
-                <w:color w:val="000000"/>
-              </w:rPr>
-              <w:t xml:space="preserve">0.660</w:t>
+              <w:t xml:space="preserve">1.09</w:t>
+            </w:r>
+          </w:p>
+        </w:tc>
+        <w:tc>
+          <w:tcPr>
+            <w:tcBorders>
+              <w:bottom w:val="none" w:sz="0" w:space="0" w:color="000000"/>
+              <w:top w:val="none" w:sz="0" w:space="0" w:color="000000"/>
+              <w:left w:val="none" w:sz="0" w:space="0" w:color="000000"/>
+              <w:right w:val="none" w:sz="0" w:space="0" w:color="000000"/>
+            </w:tcBorders>
+            <w:shd w:val="clear" w:color="auto" w:fill="FFFFFF"/>
+            <w:tcMar>
+              <w:top w:w="0" w:type="dxa"/>
+              <w:bottom w:w="0" w:type="dxa"/>
+              <w:left w:w="0" w:type="dxa"/>
+              <w:right w:w="0" w:type="dxa"/>
+            </w:tcMar>
+            <w:vAlign w:val="top"/>
+          </w:tcPr>
+          <w:p>
+            <w:pPr>
+              <w:pStyle w:val="Normal"/>
+              <w:jc w:val="center"/>
+              <w:pBdr>
+                <w:bottom w:val="none" w:sz="0" w:space="0" w:color="000000"/>
+                <w:top w:val="none" w:sz="0" w:space="0" w:color="000000"/>
+                <w:left w:val="none" w:sz="0" w:space="0" w:color="000000"/>
+                <w:right w:val="none" w:sz="0" w:space="0" w:color="000000"/>
+              </w:pBdr>
+              <w:spacing w:after="100" w:before="100" w:line="240"/>
+              <w:ind w:left="100" w:right="100" w:firstLine="0" w:firstLineChars="0"/>
+              <w:rPr>
+                <w:rFonts w:ascii="Helvetica" w:hAnsi="Helvetica" w:eastAsia="Helvetica" w:cs="Helvetica"/>
+                <w:i w:val="false"/>
+                <w:b w:val="false"/>
+                <w:u w:val="none"/>
+                <w:sz w:val="22"/>
+                <w:szCs w:val="22"/>
+                <w:color w:val="000000"/>
+              </w:rPr>
+            </w:pPr>
+            <w:r>
+              <w:rPr>
+                <w:rFonts w:ascii="Helvetica" w:hAnsi="Helvetica" w:eastAsia="Helvetica" w:cs="Helvetica"/>
+                <w:i w:val="false"/>
+                <w:b w:val="false"/>
+                <w:u w:val="none"/>
+                <w:sz w:val="22"/>
+                <w:szCs w:val="22"/>
+                <w:color w:val="000000"/>
+              </w:rPr>
+              <w:t xml:space="preserve">0.72, 1.64</w:t>
+            </w:r>
+          </w:p>
+        </w:tc>
+        <w:tc>
+          <w:tcPr>
+            <w:tcBorders>
+              <w:bottom w:val="none" w:sz="0" w:space="0" w:color="000000"/>
+              <w:top w:val="none" w:sz="0" w:space="0" w:color="000000"/>
+              <w:left w:val="none" w:sz="0" w:space="0" w:color="000000"/>
+              <w:right w:val="none" w:sz="0" w:space="0" w:color="000000"/>
+            </w:tcBorders>
+            <w:shd w:val="clear" w:color="auto" w:fill="FFFFFF"/>
+            <w:tcMar>
+              <w:top w:w="0" w:type="dxa"/>
+              <w:bottom w:w="0" w:type="dxa"/>
+              <w:left w:w="0" w:type="dxa"/>
+              <w:right w:w="0" w:type="dxa"/>
+            </w:tcMar>
+            <w:vAlign w:val="top"/>
+          </w:tcPr>
+          <w:p>
+            <w:pPr>
+              <w:pStyle w:val="Normal"/>
+              <w:jc w:val="center"/>
+              <w:pBdr>
+                <w:bottom w:val="none" w:sz="0" w:space="0" w:color="000000"/>
+                <w:top w:val="none" w:sz="0" w:space="0" w:color="000000"/>
+                <w:left w:val="none" w:sz="0" w:space="0" w:color="000000"/>
+                <w:right w:val="none" w:sz="0" w:space="0" w:color="000000"/>
+              </w:pBdr>
+              <w:spacing w:after="100" w:before="100" w:line="240"/>
+              <w:ind w:left="100" w:right="100" w:firstLine="0" w:firstLineChars="0"/>
+              <w:rPr>
+                <w:rFonts w:ascii="Helvetica" w:hAnsi="Helvetica" w:eastAsia="Helvetica" w:cs="Helvetica"/>
+                <w:i w:val="false"/>
+                <w:b w:val="false"/>
+                <w:u w:val="none"/>
+                <w:sz w:val="22"/>
+                <w:szCs w:val="22"/>
+                <w:color w:val="000000"/>
+              </w:rPr>
+            </w:pPr>
+            <w:r>
+              <w:rPr>
+                <w:rFonts w:ascii="Helvetica" w:hAnsi="Helvetica" w:eastAsia="Helvetica" w:cs="Helvetica"/>
+                <w:i w:val="false"/>
+                <w:b w:val="false"/>
+                <w:u w:val="none"/>
+                <w:sz w:val="22"/>
+                <w:szCs w:val="22"/>
+                <w:color w:val="000000"/>
+              </w:rPr>
+              <w:t xml:space="preserve">0.700</w:t>
             </w:r>
           </w:p>
         </w:tc>
@@ -3035,113 +3035,113 @@
                 <w:szCs w:val="22"/>
                 <w:color w:val="000000"/>
               </w:rPr>
-              <w:t xml:space="preserve">0.74</w:t>
-            </w:r>
-          </w:p>
-        </w:tc>
-        <w:tc>
-          <w:tcPr>
-            <w:tcBorders>
-              <w:bottom w:val="none" w:sz="0" w:space="0" w:color="000000"/>
-              <w:top w:val="none" w:sz="0" w:space="0" w:color="000000"/>
-              <w:left w:val="none" w:sz="0" w:space="0" w:color="000000"/>
-              <w:right w:val="none" w:sz="0" w:space="0" w:color="000000"/>
-            </w:tcBorders>
-            <w:shd w:val="clear" w:color="auto" w:fill="FFFFFF"/>
-            <w:tcMar>
-              <w:top w:w="0" w:type="dxa"/>
-              <w:bottom w:w="0" w:type="dxa"/>
-              <w:left w:w="0" w:type="dxa"/>
-              <w:right w:w="0" w:type="dxa"/>
-            </w:tcMar>
-            <w:vAlign w:val="top"/>
-          </w:tcPr>
-          <w:p>
-            <w:pPr>
-              <w:pStyle w:val="Normal"/>
-              <w:jc w:val="center"/>
-              <w:pBdr>
-                <w:bottom w:val="none" w:sz="0" w:space="0" w:color="000000"/>
-                <w:top w:val="none" w:sz="0" w:space="0" w:color="000000"/>
-                <w:left w:val="none" w:sz="0" w:space="0" w:color="000000"/>
-                <w:right w:val="none" w:sz="0" w:space="0" w:color="000000"/>
-              </w:pBdr>
-              <w:spacing w:after="100" w:before="100" w:line="240"/>
-              <w:ind w:left="100" w:right="100" w:firstLine="0" w:firstLineChars="0"/>
-              <w:rPr>
-                <w:rFonts w:ascii="Helvetica" w:hAnsi="Helvetica" w:eastAsia="Helvetica" w:cs="Helvetica"/>
-                <w:i w:val="false"/>
-                <w:b w:val="false"/>
-                <w:u w:val="none"/>
-                <w:sz w:val="22"/>
-                <w:szCs w:val="22"/>
-                <w:color w:val="000000"/>
-              </w:rPr>
-            </w:pPr>
-            <w:r>
-              <w:rPr>
-                <w:rFonts w:ascii="Helvetica" w:hAnsi="Helvetica" w:eastAsia="Helvetica" w:cs="Helvetica"/>
-                <w:i w:val="false"/>
-                <w:b w:val="false"/>
-                <w:u w:val="none"/>
-                <w:sz w:val="22"/>
-                <w:szCs w:val="22"/>
-                <w:color w:val="000000"/>
-              </w:rPr>
-              <w:t xml:space="preserve">0.43, 1.26</w:t>
-            </w:r>
-          </w:p>
-        </w:tc>
-        <w:tc>
-          <w:tcPr>
-            <w:tcBorders>
-              <w:bottom w:val="none" w:sz="0" w:space="0" w:color="000000"/>
-              <w:top w:val="none" w:sz="0" w:space="0" w:color="000000"/>
-              <w:left w:val="none" w:sz="0" w:space="0" w:color="000000"/>
-              <w:right w:val="none" w:sz="0" w:space="0" w:color="000000"/>
-            </w:tcBorders>
-            <w:shd w:val="clear" w:color="auto" w:fill="FFFFFF"/>
-            <w:tcMar>
-              <w:top w:w="0" w:type="dxa"/>
-              <w:bottom w:w="0" w:type="dxa"/>
-              <w:left w:w="0" w:type="dxa"/>
-              <w:right w:w="0" w:type="dxa"/>
-            </w:tcMar>
-            <w:vAlign w:val="top"/>
-          </w:tcPr>
-          <w:p>
-            <w:pPr>
-              <w:pStyle w:val="Normal"/>
-              <w:jc w:val="center"/>
-              <w:pBdr>
-                <w:bottom w:val="none" w:sz="0" w:space="0" w:color="000000"/>
-                <w:top w:val="none" w:sz="0" w:space="0" w:color="000000"/>
-                <w:left w:val="none" w:sz="0" w:space="0" w:color="000000"/>
-                <w:right w:val="none" w:sz="0" w:space="0" w:color="000000"/>
-              </w:pBdr>
-              <w:spacing w:after="100" w:before="100" w:line="240"/>
-              <w:ind w:left="100" w:right="100" w:firstLine="0" w:firstLineChars="0"/>
-              <w:rPr>
-                <w:rFonts w:ascii="Helvetica" w:hAnsi="Helvetica" w:eastAsia="Helvetica" w:cs="Helvetica"/>
-                <w:i w:val="false"/>
-                <w:b w:val="false"/>
-                <w:u w:val="none"/>
-                <w:sz w:val="22"/>
-                <w:szCs w:val="22"/>
-                <w:color w:val="000000"/>
-              </w:rPr>
-            </w:pPr>
-            <w:r>
-              <w:rPr>
-                <w:rFonts w:ascii="Helvetica" w:hAnsi="Helvetica" w:eastAsia="Helvetica" w:cs="Helvetica"/>
-                <w:i w:val="false"/>
-                <w:b w:val="false"/>
-                <w:u w:val="none"/>
-                <w:sz w:val="22"/>
-                <w:szCs w:val="22"/>
-                <w:color w:val="000000"/>
-              </w:rPr>
-              <w:t xml:space="preserve">0.260</w:t>
+              <w:t xml:space="preserve">0.73</w:t>
+            </w:r>
+          </w:p>
+        </w:tc>
+        <w:tc>
+          <w:tcPr>
+            <w:tcBorders>
+              <w:bottom w:val="none" w:sz="0" w:space="0" w:color="000000"/>
+              <w:top w:val="none" w:sz="0" w:space="0" w:color="000000"/>
+              <w:left w:val="none" w:sz="0" w:space="0" w:color="000000"/>
+              <w:right w:val="none" w:sz="0" w:space="0" w:color="000000"/>
+            </w:tcBorders>
+            <w:shd w:val="clear" w:color="auto" w:fill="FFFFFF"/>
+            <w:tcMar>
+              <w:top w:w="0" w:type="dxa"/>
+              <w:bottom w:w="0" w:type="dxa"/>
+              <w:left w:w="0" w:type="dxa"/>
+              <w:right w:w="0" w:type="dxa"/>
+            </w:tcMar>
+            <w:vAlign w:val="top"/>
+          </w:tcPr>
+          <w:p>
+            <w:pPr>
+              <w:pStyle w:val="Normal"/>
+              <w:jc w:val="center"/>
+              <w:pBdr>
+                <w:bottom w:val="none" w:sz="0" w:space="0" w:color="000000"/>
+                <w:top w:val="none" w:sz="0" w:space="0" w:color="000000"/>
+                <w:left w:val="none" w:sz="0" w:space="0" w:color="000000"/>
+                <w:right w:val="none" w:sz="0" w:space="0" w:color="000000"/>
+              </w:pBdr>
+              <w:spacing w:after="100" w:before="100" w:line="240"/>
+              <w:ind w:left="100" w:right="100" w:firstLine="0" w:firstLineChars="0"/>
+              <w:rPr>
+                <w:rFonts w:ascii="Helvetica" w:hAnsi="Helvetica" w:eastAsia="Helvetica" w:cs="Helvetica"/>
+                <w:i w:val="false"/>
+                <w:b w:val="false"/>
+                <w:u w:val="none"/>
+                <w:sz w:val="22"/>
+                <w:szCs w:val="22"/>
+                <w:color w:val="000000"/>
+              </w:rPr>
+            </w:pPr>
+            <w:r>
+              <w:rPr>
+                <w:rFonts w:ascii="Helvetica" w:hAnsi="Helvetica" w:eastAsia="Helvetica" w:cs="Helvetica"/>
+                <w:i w:val="false"/>
+                <w:b w:val="false"/>
+                <w:u w:val="none"/>
+                <w:sz w:val="22"/>
+                <w:szCs w:val="22"/>
+                <w:color w:val="000000"/>
+              </w:rPr>
+              <w:t xml:space="preserve">0.43, 1.25</w:t>
+            </w:r>
+          </w:p>
+        </w:tc>
+        <w:tc>
+          <w:tcPr>
+            <w:tcBorders>
+              <w:bottom w:val="none" w:sz="0" w:space="0" w:color="000000"/>
+              <w:top w:val="none" w:sz="0" w:space="0" w:color="000000"/>
+              <w:left w:val="none" w:sz="0" w:space="0" w:color="000000"/>
+              <w:right w:val="none" w:sz="0" w:space="0" w:color="000000"/>
+            </w:tcBorders>
+            <w:shd w:val="clear" w:color="auto" w:fill="FFFFFF"/>
+            <w:tcMar>
+              <w:top w:w="0" w:type="dxa"/>
+              <w:bottom w:w="0" w:type="dxa"/>
+              <w:left w:w="0" w:type="dxa"/>
+              <w:right w:w="0" w:type="dxa"/>
+            </w:tcMar>
+            <w:vAlign w:val="top"/>
+          </w:tcPr>
+          <w:p>
+            <w:pPr>
+              <w:pStyle w:val="Normal"/>
+              <w:jc w:val="center"/>
+              <w:pBdr>
+                <w:bottom w:val="none" w:sz="0" w:space="0" w:color="000000"/>
+                <w:top w:val="none" w:sz="0" w:space="0" w:color="000000"/>
+                <w:left w:val="none" w:sz="0" w:space="0" w:color="000000"/>
+                <w:right w:val="none" w:sz="0" w:space="0" w:color="000000"/>
+              </w:pBdr>
+              <w:spacing w:after="100" w:before="100" w:line="240"/>
+              <w:ind w:left="100" w:right="100" w:firstLine="0" w:firstLineChars="0"/>
+              <w:rPr>
+                <w:rFonts w:ascii="Helvetica" w:hAnsi="Helvetica" w:eastAsia="Helvetica" w:cs="Helvetica"/>
+                <w:i w:val="false"/>
+                <w:b w:val="false"/>
+                <w:u w:val="none"/>
+                <w:sz w:val="22"/>
+                <w:szCs w:val="22"/>
+                <w:color w:val="000000"/>
+              </w:rPr>
+            </w:pPr>
+            <w:r>
+              <w:rPr>
+                <w:rFonts w:ascii="Helvetica" w:hAnsi="Helvetica" w:eastAsia="Helvetica" w:cs="Helvetica"/>
+                <w:i w:val="false"/>
+                <w:b w:val="false"/>
+                <w:u w:val="none"/>
+                <w:sz w:val="22"/>
+                <w:szCs w:val="22"/>
+                <w:color w:val="000000"/>
+              </w:rPr>
+              <w:t xml:space="preserve">0.250</w:t>
             </w:r>
           </w:p>
         </w:tc>
@@ -3412,7 +3412,7 @@
                 <w:szCs w:val="22"/>
                 <w:color w:val="000000"/>
               </w:rPr>
-              <w:t xml:space="preserve">0.008</w:t>
+              <w:t xml:space="preserve">0.007</w:t>
             </w:r>
           </w:p>
         </w:tc>
@@ -4808,60 +4808,60 @@
                 <w:szCs w:val="22"/>
                 <w:color w:val="000000"/>
               </w:rPr>
-              <w:t xml:space="preserve">1.07, 2.48</w:t>
-            </w:r>
-          </w:p>
-        </w:tc>
-        <w:tc>
-          <w:tcPr>
-            <w:tcBorders>
-              <w:bottom w:val="none" w:sz="0" w:space="0" w:color="000000"/>
-              <w:top w:val="none" w:sz="0" w:space="0" w:color="000000"/>
-              <w:left w:val="none" w:sz="0" w:space="0" w:color="000000"/>
-              <w:right w:val="none" w:sz="0" w:space="0" w:color="000000"/>
-            </w:tcBorders>
-            <w:shd w:val="clear" w:color="auto" w:fill="FFFFFF"/>
-            <w:tcMar>
-              <w:top w:w="0" w:type="dxa"/>
-              <w:bottom w:w="0" w:type="dxa"/>
-              <w:left w:w="0" w:type="dxa"/>
-              <w:right w:w="0" w:type="dxa"/>
-            </w:tcMar>
-            <w:vAlign w:val="top"/>
-          </w:tcPr>
-          <w:p>
-            <w:pPr>
-              <w:pStyle w:val="Normal"/>
-              <w:jc w:val="center"/>
-              <w:pBdr>
-                <w:bottom w:val="none" w:sz="0" w:space="0" w:color="000000"/>
-                <w:top w:val="none" w:sz="0" w:space="0" w:color="000000"/>
-                <w:left w:val="none" w:sz="0" w:space="0" w:color="000000"/>
-                <w:right w:val="none" w:sz="0" w:space="0" w:color="000000"/>
-              </w:pBdr>
-              <w:spacing w:after="100" w:before="100" w:line="240"/>
-              <w:ind w:left="100" w:right="100" w:firstLine="0" w:firstLineChars="0"/>
-              <w:rPr>
-                <w:rFonts w:ascii="Helvetica" w:hAnsi="Helvetica" w:eastAsia="Helvetica" w:cs="Helvetica"/>
-                <w:i w:val="false"/>
-                <w:b w:val="false"/>
-                <w:u w:val="none"/>
-                <w:sz w:val="22"/>
-                <w:szCs w:val="22"/>
-                <w:color w:val="000000"/>
-              </w:rPr>
-            </w:pPr>
-            <w:r>
-              <w:rPr>
-                <w:rFonts w:ascii="Helvetica" w:hAnsi="Helvetica" w:eastAsia="Helvetica" w:cs="Helvetica"/>
-                <w:i w:val="false"/>
-                <w:b w:val="false"/>
-                <w:u w:val="none"/>
-                <w:sz w:val="22"/>
-                <w:szCs w:val="22"/>
-                <w:color w:val="000000"/>
-              </w:rPr>
-              <w:t xml:space="preserve">0.023</w:t>
+              <w:t xml:space="preserve">1.07, 2.49</w:t>
+            </w:r>
+          </w:p>
+        </w:tc>
+        <w:tc>
+          <w:tcPr>
+            <w:tcBorders>
+              <w:bottom w:val="none" w:sz="0" w:space="0" w:color="000000"/>
+              <w:top w:val="none" w:sz="0" w:space="0" w:color="000000"/>
+              <w:left w:val="none" w:sz="0" w:space="0" w:color="000000"/>
+              <w:right w:val="none" w:sz="0" w:space="0" w:color="000000"/>
+            </w:tcBorders>
+            <w:shd w:val="clear" w:color="auto" w:fill="FFFFFF"/>
+            <w:tcMar>
+              <w:top w:w="0" w:type="dxa"/>
+              <w:bottom w:w="0" w:type="dxa"/>
+              <w:left w:w="0" w:type="dxa"/>
+              <w:right w:w="0" w:type="dxa"/>
+            </w:tcMar>
+            <w:vAlign w:val="top"/>
+          </w:tcPr>
+          <w:p>
+            <w:pPr>
+              <w:pStyle w:val="Normal"/>
+              <w:jc w:val="center"/>
+              <w:pBdr>
+                <w:bottom w:val="none" w:sz="0" w:space="0" w:color="000000"/>
+                <w:top w:val="none" w:sz="0" w:space="0" w:color="000000"/>
+                <w:left w:val="none" w:sz="0" w:space="0" w:color="000000"/>
+                <w:right w:val="none" w:sz="0" w:space="0" w:color="000000"/>
+              </w:pBdr>
+              <w:spacing w:after="100" w:before="100" w:line="240"/>
+              <w:ind w:left="100" w:right="100" w:firstLine="0" w:firstLineChars="0"/>
+              <w:rPr>
+                <w:rFonts w:ascii="Helvetica" w:hAnsi="Helvetica" w:eastAsia="Helvetica" w:cs="Helvetica"/>
+                <w:i w:val="false"/>
+                <w:b w:val="false"/>
+                <w:u w:val="none"/>
+                <w:sz w:val="22"/>
+                <w:szCs w:val="22"/>
+                <w:color w:val="000000"/>
+              </w:rPr>
+            </w:pPr>
+            <w:r>
+              <w:rPr>
+                <w:rFonts w:ascii="Helvetica" w:hAnsi="Helvetica" w:eastAsia="Helvetica" w:cs="Helvetica"/>
+                <w:i w:val="false"/>
+                <w:b w:val="false"/>
+                <w:u w:val="none"/>
+                <w:sz w:val="22"/>
+                <w:szCs w:val="22"/>
+                <w:color w:val="000000"/>
+              </w:rPr>
+              <w:t xml:space="preserve">0.022</w:t>
             </w:r>
           </w:p>
         </w:tc>
@@ -5020,60 +5020,60 @@
                 <w:szCs w:val="22"/>
                 <w:color w:val="000000"/>
               </w:rPr>
-              <w:t xml:space="preserve">0.76, 2.06</w:t>
-            </w:r>
-          </w:p>
-        </w:tc>
-        <w:tc>
-          <w:tcPr>
-            <w:tcBorders>
-              <w:bottom w:val="none" w:sz="0" w:space="0" w:color="000000"/>
-              <w:top w:val="none" w:sz="0" w:space="0" w:color="000000"/>
-              <w:left w:val="none" w:sz="0" w:space="0" w:color="000000"/>
-              <w:right w:val="none" w:sz="0" w:space="0" w:color="000000"/>
-            </w:tcBorders>
-            <w:shd w:val="clear" w:color="auto" w:fill="FFFFFF"/>
-            <w:tcMar>
-              <w:top w:w="0" w:type="dxa"/>
-              <w:bottom w:w="0" w:type="dxa"/>
-              <w:left w:w="0" w:type="dxa"/>
-              <w:right w:w="0" w:type="dxa"/>
-            </w:tcMar>
-            <w:vAlign w:val="top"/>
-          </w:tcPr>
-          <w:p>
-            <w:pPr>
-              <w:pStyle w:val="Normal"/>
-              <w:jc w:val="center"/>
-              <w:pBdr>
-                <w:bottom w:val="none" w:sz="0" w:space="0" w:color="000000"/>
-                <w:top w:val="none" w:sz="0" w:space="0" w:color="000000"/>
-                <w:left w:val="none" w:sz="0" w:space="0" w:color="000000"/>
-                <w:right w:val="none" w:sz="0" w:space="0" w:color="000000"/>
-              </w:pBdr>
-              <w:spacing w:after="100" w:before="100" w:line="240"/>
-              <w:ind w:left="100" w:right="100" w:firstLine="0" w:firstLineChars="0"/>
-              <w:rPr>
-                <w:rFonts w:ascii="Helvetica" w:hAnsi="Helvetica" w:eastAsia="Helvetica" w:cs="Helvetica"/>
-                <w:i w:val="false"/>
-                <w:b w:val="false"/>
-                <w:u w:val="none"/>
-                <w:sz w:val="22"/>
-                <w:szCs w:val="22"/>
-                <w:color w:val="000000"/>
-              </w:rPr>
-            </w:pPr>
-            <w:r>
-              <w:rPr>
-                <w:rFonts w:ascii="Helvetica" w:hAnsi="Helvetica" w:eastAsia="Helvetica" w:cs="Helvetica"/>
-                <w:i w:val="false"/>
-                <w:b w:val="false"/>
-                <w:u w:val="none"/>
-                <w:sz w:val="22"/>
-                <w:szCs w:val="22"/>
-                <w:color w:val="000000"/>
-              </w:rPr>
-              <w:t xml:space="preserve">0.390</w:t>
+              <w:t xml:space="preserve">0.76, 2.07</w:t>
+            </w:r>
+          </w:p>
+        </w:tc>
+        <w:tc>
+          <w:tcPr>
+            <w:tcBorders>
+              <w:bottom w:val="none" w:sz="0" w:space="0" w:color="000000"/>
+              <w:top w:val="none" w:sz="0" w:space="0" w:color="000000"/>
+              <w:left w:val="none" w:sz="0" w:space="0" w:color="000000"/>
+              <w:right w:val="none" w:sz="0" w:space="0" w:color="000000"/>
+            </w:tcBorders>
+            <w:shd w:val="clear" w:color="auto" w:fill="FFFFFF"/>
+            <w:tcMar>
+              <w:top w:w="0" w:type="dxa"/>
+              <w:bottom w:w="0" w:type="dxa"/>
+              <w:left w:w="0" w:type="dxa"/>
+              <w:right w:w="0" w:type="dxa"/>
+            </w:tcMar>
+            <w:vAlign w:val="top"/>
+          </w:tcPr>
+          <w:p>
+            <w:pPr>
+              <w:pStyle w:val="Normal"/>
+              <w:jc w:val="center"/>
+              <w:pBdr>
+                <w:bottom w:val="none" w:sz="0" w:space="0" w:color="000000"/>
+                <w:top w:val="none" w:sz="0" w:space="0" w:color="000000"/>
+                <w:left w:val="none" w:sz="0" w:space="0" w:color="000000"/>
+                <w:right w:val="none" w:sz="0" w:space="0" w:color="000000"/>
+              </w:pBdr>
+              <w:spacing w:after="100" w:before="100" w:line="240"/>
+              <w:ind w:left="100" w:right="100" w:firstLine="0" w:firstLineChars="0"/>
+              <w:rPr>
+                <w:rFonts w:ascii="Helvetica" w:hAnsi="Helvetica" w:eastAsia="Helvetica" w:cs="Helvetica"/>
+                <w:i w:val="false"/>
+                <w:b w:val="false"/>
+                <w:u w:val="none"/>
+                <w:sz w:val="22"/>
+                <w:szCs w:val="22"/>
+                <w:color w:val="000000"/>
+              </w:rPr>
+            </w:pPr>
+            <w:r>
+              <w:rPr>
+                <w:rFonts w:ascii="Helvetica" w:hAnsi="Helvetica" w:eastAsia="Helvetica" w:cs="Helvetica"/>
+                <w:i w:val="false"/>
+                <w:b w:val="false"/>
+                <w:u w:val="none"/>
+                <w:sz w:val="22"/>
+                <w:szCs w:val="22"/>
+                <w:color w:val="000000"/>
+              </w:rPr>
+              <w:t xml:space="preserve">0.380</w:t>
             </w:r>
           </w:p>
         </w:tc>
@@ -6204,60 +6204,60 @@
                 <w:szCs w:val="22"/>
                 <w:color w:val="000000"/>
               </w:rPr>
-              <w:t xml:space="preserve">0.45</w:t>
-            </w:r>
-          </w:p>
-        </w:tc>
-        <w:tc>
-          <w:tcPr>
-            <w:tcBorders>
-              <w:bottom w:val="none" w:sz="0" w:space="0" w:color="000000"/>
-              <w:top w:val="none" w:sz="0" w:space="0" w:color="000000"/>
-              <w:left w:val="none" w:sz="0" w:space="0" w:color="000000"/>
-              <w:right w:val="none" w:sz="0" w:space="0" w:color="000000"/>
-            </w:tcBorders>
-            <w:shd w:val="clear" w:color="auto" w:fill="FFFFFF"/>
-            <w:tcMar>
-              <w:top w:w="0" w:type="dxa"/>
-              <w:bottom w:w="0" w:type="dxa"/>
-              <w:left w:w="0" w:type="dxa"/>
-              <w:right w:w="0" w:type="dxa"/>
-            </w:tcMar>
-            <w:vAlign w:val="top"/>
-          </w:tcPr>
-          <w:p>
-            <w:pPr>
-              <w:pStyle w:val="Normal"/>
-              <w:jc w:val="center"/>
-              <w:pBdr>
-                <w:bottom w:val="none" w:sz="0" w:space="0" w:color="000000"/>
-                <w:top w:val="none" w:sz="0" w:space="0" w:color="000000"/>
-                <w:left w:val="none" w:sz="0" w:space="0" w:color="000000"/>
-                <w:right w:val="none" w:sz="0" w:space="0" w:color="000000"/>
-              </w:pBdr>
-              <w:spacing w:after="100" w:before="100" w:line="240"/>
-              <w:ind w:left="100" w:right="100" w:firstLine="0" w:firstLineChars="0"/>
-              <w:rPr>
-                <w:rFonts w:ascii="Helvetica" w:hAnsi="Helvetica" w:eastAsia="Helvetica" w:cs="Helvetica"/>
-                <w:i w:val="false"/>
-                <w:b w:val="false"/>
-                <w:u w:val="none"/>
-                <w:sz w:val="22"/>
-                <w:szCs w:val="22"/>
-                <w:color w:val="000000"/>
-              </w:rPr>
-            </w:pPr>
-            <w:r>
-              <w:rPr>
-                <w:rFonts w:ascii="Helvetica" w:hAnsi="Helvetica" w:eastAsia="Helvetica" w:cs="Helvetica"/>
-                <w:i w:val="false"/>
-                <w:b w:val="false"/>
-                <w:u w:val="none"/>
-                <w:sz w:val="22"/>
-                <w:szCs w:val="22"/>
-                <w:color w:val="000000"/>
-              </w:rPr>
-              <w:t xml:space="preserve">0.16, 1.29</w:t>
+              <w:t xml:space="preserve">0.46</w:t>
+            </w:r>
+          </w:p>
+        </w:tc>
+        <w:tc>
+          <w:tcPr>
+            <w:tcBorders>
+              <w:bottom w:val="none" w:sz="0" w:space="0" w:color="000000"/>
+              <w:top w:val="none" w:sz="0" w:space="0" w:color="000000"/>
+              <w:left w:val="none" w:sz="0" w:space="0" w:color="000000"/>
+              <w:right w:val="none" w:sz="0" w:space="0" w:color="000000"/>
+            </w:tcBorders>
+            <w:shd w:val="clear" w:color="auto" w:fill="FFFFFF"/>
+            <w:tcMar>
+              <w:top w:w="0" w:type="dxa"/>
+              <w:bottom w:w="0" w:type="dxa"/>
+              <w:left w:w="0" w:type="dxa"/>
+              <w:right w:w="0" w:type="dxa"/>
+            </w:tcMar>
+            <w:vAlign w:val="top"/>
+          </w:tcPr>
+          <w:p>
+            <w:pPr>
+              <w:pStyle w:val="Normal"/>
+              <w:jc w:val="center"/>
+              <w:pBdr>
+                <w:bottom w:val="none" w:sz="0" w:space="0" w:color="000000"/>
+                <w:top w:val="none" w:sz="0" w:space="0" w:color="000000"/>
+                <w:left w:val="none" w:sz="0" w:space="0" w:color="000000"/>
+                <w:right w:val="none" w:sz="0" w:space="0" w:color="000000"/>
+              </w:pBdr>
+              <w:spacing w:after="100" w:before="100" w:line="240"/>
+              <w:ind w:left="100" w:right="100" w:firstLine="0" w:firstLineChars="0"/>
+              <w:rPr>
+                <w:rFonts w:ascii="Helvetica" w:hAnsi="Helvetica" w:eastAsia="Helvetica" w:cs="Helvetica"/>
+                <w:i w:val="false"/>
+                <w:b w:val="false"/>
+                <w:u w:val="none"/>
+                <w:sz w:val="22"/>
+                <w:szCs w:val="22"/>
+                <w:color w:val="000000"/>
+              </w:rPr>
+            </w:pPr>
+            <w:r>
+              <w:rPr>
+                <w:rFonts w:ascii="Helvetica" w:hAnsi="Helvetica" w:eastAsia="Helvetica" w:cs="Helvetica"/>
+                <w:i w:val="false"/>
+                <w:b w:val="false"/>
+                <w:u w:val="none"/>
+                <w:sz w:val="22"/>
+                <w:szCs w:val="22"/>
+                <w:color w:val="000000"/>
+              </w:rPr>
+              <w:t xml:space="preserve">0.16, 1.30</w:t>
             </w:r>
           </w:p>
         </w:tc>
@@ -6469,60 +6469,60 @@
                 <w:szCs w:val="22"/>
                 <w:color w:val="000000"/>
               </w:rPr>
-              <w:t xml:space="preserve">0.28, 3.87</w:t>
-            </w:r>
-          </w:p>
-        </w:tc>
-        <w:tc>
-          <w:tcPr>
-            <w:tcBorders>
-              <w:bottom w:val="none" w:sz="0" w:space="0" w:color="000000"/>
-              <w:top w:val="none" w:sz="0" w:space="0" w:color="000000"/>
-              <w:left w:val="none" w:sz="0" w:space="0" w:color="000000"/>
-              <w:right w:val="none" w:sz="0" w:space="0" w:color="000000"/>
-            </w:tcBorders>
-            <w:shd w:val="clear" w:color="auto" w:fill="FFFFFF"/>
-            <w:tcMar>
-              <w:top w:w="0" w:type="dxa"/>
-              <w:bottom w:w="0" w:type="dxa"/>
-              <w:left w:w="0" w:type="dxa"/>
-              <w:right w:w="0" w:type="dxa"/>
-            </w:tcMar>
-            <w:vAlign w:val="top"/>
-          </w:tcPr>
-          <w:p>
-            <w:pPr>
-              <w:pStyle w:val="Normal"/>
-              <w:jc w:val="center"/>
-              <w:pBdr>
-                <w:bottom w:val="none" w:sz="0" w:space="0" w:color="000000"/>
-                <w:top w:val="none" w:sz="0" w:space="0" w:color="000000"/>
-                <w:left w:val="none" w:sz="0" w:space="0" w:color="000000"/>
-                <w:right w:val="none" w:sz="0" w:space="0" w:color="000000"/>
-              </w:pBdr>
-              <w:spacing w:after="100" w:before="100" w:line="240"/>
-              <w:ind w:left="100" w:right="100" w:firstLine="0" w:firstLineChars="0"/>
-              <w:rPr>
-                <w:rFonts w:ascii="Helvetica" w:hAnsi="Helvetica" w:eastAsia="Helvetica" w:cs="Helvetica"/>
-                <w:i w:val="false"/>
-                <w:b w:val="false"/>
-                <w:u w:val="none"/>
-                <w:sz w:val="22"/>
-                <w:szCs w:val="22"/>
-                <w:color w:val="000000"/>
-              </w:rPr>
-            </w:pPr>
-            <w:r>
-              <w:rPr>
-                <w:rFonts w:ascii="Helvetica" w:hAnsi="Helvetica" w:eastAsia="Helvetica" w:cs="Helvetica"/>
-                <w:i w:val="false"/>
-                <w:b w:val="false"/>
-                <w:u w:val="none"/>
-                <w:sz w:val="22"/>
-                <w:szCs w:val="22"/>
-                <w:color w:val="000000"/>
-              </w:rPr>
-              <w:t xml:space="preserve">0.960</w:t>
+              <w:t xml:space="preserve">0.28, 3.89</w:t>
+            </w:r>
+          </w:p>
+        </w:tc>
+        <w:tc>
+          <w:tcPr>
+            <w:tcBorders>
+              <w:bottom w:val="none" w:sz="0" w:space="0" w:color="000000"/>
+              <w:top w:val="none" w:sz="0" w:space="0" w:color="000000"/>
+              <w:left w:val="none" w:sz="0" w:space="0" w:color="000000"/>
+              <w:right w:val="none" w:sz="0" w:space="0" w:color="000000"/>
+            </w:tcBorders>
+            <w:shd w:val="clear" w:color="auto" w:fill="FFFFFF"/>
+            <w:tcMar>
+              <w:top w:w="0" w:type="dxa"/>
+              <w:bottom w:w="0" w:type="dxa"/>
+              <w:left w:w="0" w:type="dxa"/>
+              <w:right w:w="0" w:type="dxa"/>
+            </w:tcMar>
+            <w:vAlign w:val="top"/>
+          </w:tcPr>
+          <w:p>
+            <w:pPr>
+              <w:pStyle w:val="Normal"/>
+              <w:jc w:val="center"/>
+              <w:pBdr>
+                <w:bottom w:val="none" w:sz="0" w:space="0" w:color="000000"/>
+                <w:top w:val="none" w:sz="0" w:space="0" w:color="000000"/>
+                <w:left w:val="none" w:sz="0" w:space="0" w:color="000000"/>
+                <w:right w:val="none" w:sz="0" w:space="0" w:color="000000"/>
+              </w:pBdr>
+              <w:spacing w:after="100" w:before="100" w:line="240"/>
+              <w:ind w:left="100" w:right="100" w:firstLine="0" w:firstLineChars="0"/>
+              <w:rPr>
+                <w:rFonts w:ascii="Helvetica" w:hAnsi="Helvetica" w:eastAsia="Helvetica" w:cs="Helvetica"/>
+                <w:i w:val="false"/>
+                <w:b w:val="false"/>
+                <w:u w:val="none"/>
+                <w:sz w:val="22"/>
+                <w:szCs w:val="22"/>
+                <w:color w:val="000000"/>
+              </w:rPr>
+            </w:pPr>
+            <w:r>
+              <w:rPr>
+                <w:rFonts w:ascii="Helvetica" w:hAnsi="Helvetica" w:eastAsia="Helvetica" w:cs="Helvetica"/>
+                <w:i w:val="false"/>
+                <w:b w:val="false"/>
+                <w:u w:val="none"/>
+                <w:sz w:val="22"/>
+                <w:szCs w:val="22"/>
+                <w:color w:val="000000"/>
+              </w:rPr>
+              <w:t xml:space="preserve">0.950</w:t>
             </w:r>
           </w:p>
         </w:tc>
@@ -6740,7 +6740,7 @@
                 <w:szCs w:val="22"/>
                 <w:color w:val="000000"/>
               </w:rPr>
-              <w:t xml:space="preserve">0.32, 1.64</w:t>
+              <w:t xml:space="preserve">0.32, 1.65</w:t>
             </w:r>
           </w:p>
         </w:tc>
@@ -7005,7 +7005,7 @@
                 <w:szCs w:val="22"/>
                 <w:color w:val="000000"/>
               </w:rPr>
-              <w:t xml:space="preserve">0.540</w:t>
+              <w:t xml:space="preserve">0.550</w:t>
             </w:r>
           </w:p>
         </w:tc>
@@ -7170,60 +7170,60 @@
                 <w:szCs w:val="22"/>
                 <w:color w:val="000000"/>
               </w:rPr>
-              <w:t xml:space="preserve">1.21</w:t>
-            </w:r>
-          </w:p>
-        </w:tc>
-        <w:tc>
-          <w:tcPr>
-            <w:tcBorders>
-              <w:bottom w:val="none" w:sz="0" w:space="0" w:color="000000"/>
-              <w:top w:val="none" w:sz="0" w:space="0" w:color="000000"/>
-              <w:left w:val="none" w:sz="0" w:space="0" w:color="000000"/>
-              <w:right w:val="none" w:sz="0" w:space="0" w:color="000000"/>
-            </w:tcBorders>
-            <w:shd w:val="clear" w:color="auto" w:fill="FFFFFF"/>
-            <w:tcMar>
-              <w:top w:w="0" w:type="dxa"/>
-              <w:bottom w:w="0" w:type="dxa"/>
-              <w:left w:w="0" w:type="dxa"/>
-              <w:right w:w="0" w:type="dxa"/>
-            </w:tcMar>
-            <w:vAlign w:val="top"/>
-          </w:tcPr>
-          <w:p>
-            <w:pPr>
-              <w:pStyle w:val="Normal"/>
-              <w:jc w:val="center"/>
-              <w:pBdr>
-                <w:bottom w:val="none" w:sz="0" w:space="0" w:color="000000"/>
-                <w:top w:val="none" w:sz="0" w:space="0" w:color="000000"/>
-                <w:left w:val="none" w:sz="0" w:space="0" w:color="000000"/>
-                <w:right w:val="none" w:sz="0" w:space="0" w:color="000000"/>
-              </w:pBdr>
-              <w:spacing w:after="100" w:before="100" w:line="240"/>
-              <w:ind w:left="100" w:right="100" w:firstLine="0" w:firstLineChars="0"/>
-              <w:rPr>
-                <w:rFonts w:ascii="Helvetica" w:hAnsi="Helvetica" w:eastAsia="Helvetica" w:cs="Helvetica"/>
-                <w:i w:val="false"/>
-                <w:b w:val="false"/>
-                <w:u w:val="none"/>
-                <w:sz w:val="22"/>
-                <w:szCs w:val="22"/>
-                <w:color w:val="000000"/>
-              </w:rPr>
-            </w:pPr>
-            <w:r>
-              <w:rPr>
-                <w:rFonts w:ascii="Helvetica" w:hAnsi="Helvetica" w:eastAsia="Helvetica" w:cs="Helvetica"/>
-                <w:i w:val="false"/>
-                <w:b w:val="false"/>
-                <w:u w:val="none"/>
-                <w:sz w:val="22"/>
-                <w:szCs w:val="22"/>
-                <w:color w:val="000000"/>
-              </w:rPr>
-              <w:t xml:space="preserve">0.58, 2.54</w:t>
+              <w:t xml:space="preserve">1.22</w:t>
+            </w:r>
+          </w:p>
+        </w:tc>
+        <w:tc>
+          <w:tcPr>
+            <w:tcBorders>
+              <w:bottom w:val="none" w:sz="0" w:space="0" w:color="000000"/>
+              <w:top w:val="none" w:sz="0" w:space="0" w:color="000000"/>
+              <w:left w:val="none" w:sz="0" w:space="0" w:color="000000"/>
+              <w:right w:val="none" w:sz="0" w:space="0" w:color="000000"/>
+            </w:tcBorders>
+            <w:shd w:val="clear" w:color="auto" w:fill="FFFFFF"/>
+            <w:tcMar>
+              <w:top w:w="0" w:type="dxa"/>
+              <w:bottom w:w="0" w:type="dxa"/>
+              <w:left w:w="0" w:type="dxa"/>
+              <w:right w:w="0" w:type="dxa"/>
+            </w:tcMar>
+            <w:vAlign w:val="top"/>
+          </w:tcPr>
+          <w:p>
+            <w:pPr>
+              <w:pStyle w:val="Normal"/>
+              <w:jc w:val="center"/>
+              <w:pBdr>
+                <w:bottom w:val="none" w:sz="0" w:space="0" w:color="000000"/>
+                <w:top w:val="none" w:sz="0" w:space="0" w:color="000000"/>
+                <w:left w:val="none" w:sz="0" w:space="0" w:color="000000"/>
+                <w:right w:val="none" w:sz="0" w:space="0" w:color="000000"/>
+              </w:pBdr>
+              <w:spacing w:after="100" w:before="100" w:line="240"/>
+              <w:ind w:left="100" w:right="100" w:firstLine="0" w:firstLineChars="0"/>
+              <w:rPr>
+                <w:rFonts w:ascii="Helvetica" w:hAnsi="Helvetica" w:eastAsia="Helvetica" w:cs="Helvetica"/>
+                <w:i w:val="false"/>
+                <w:b w:val="false"/>
+                <w:u w:val="none"/>
+                <w:sz w:val="22"/>
+                <w:szCs w:val="22"/>
+                <w:color w:val="000000"/>
+              </w:rPr>
+            </w:pPr>
+            <w:r>
+              <w:rPr>
+                <w:rFonts w:ascii="Helvetica" w:hAnsi="Helvetica" w:eastAsia="Helvetica" w:cs="Helvetica"/>
+                <w:i w:val="false"/>
+                <w:b w:val="false"/>
+                <w:u w:val="none"/>
+                <w:sz w:val="22"/>
+                <w:szCs w:val="22"/>
+                <w:color w:val="000000"/>
+              </w:rPr>
+              <w:t xml:space="preserve">0.58, 2.55</w:t>
             </w:r>
           </w:p>
         </w:tc>
@@ -7382,113 +7382,113 @@
                 <w:szCs w:val="22"/>
                 <w:color w:val="000000"/>
               </w:rPr>
-              <w:t xml:space="preserve">1.59</w:t>
-            </w:r>
-          </w:p>
-        </w:tc>
-        <w:tc>
-          <w:tcPr>
-            <w:tcBorders>
-              <w:bottom w:val="none" w:sz="0" w:space="0" w:color="000000"/>
-              <w:top w:val="none" w:sz="0" w:space="0" w:color="000000"/>
-              <w:left w:val="none" w:sz="0" w:space="0" w:color="000000"/>
-              <w:right w:val="none" w:sz="0" w:space="0" w:color="000000"/>
-            </w:tcBorders>
-            <w:shd w:val="clear" w:color="auto" w:fill="FFFFFF"/>
-            <w:tcMar>
-              <w:top w:w="0" w:type="dxa"/>
-              <w:bottom w:w="0" w:type="dxa"/>
-              <w:left w:w="0" w:type="dxa"/>
-              <w:right w:w="0" w:type="dxa"/>
-            </w:tcMar>
-            <w:vAlign w:val="top"/>
-          </w:tcPr>
-          <w:p>
-            <w:pPr>
-              <w:pStyle w:val="Normal"/>
-              <w:jc w:val="center"/>
-              <w:pBdr>
-                <w:bottom w:val="none" w:sz="0" w:space="0" w:color="000000"/>
-                <w:top w:val="none" w:sz="0" w:space="0" w:color="000000"/>
-                <w:left w:val="none" w:sz="0" w:space="0" w:color="000000"/>
-                <w:right w:val="none" w:sz="0" w:space="0" w:color="000000"/>
-              </w:pBdr>
-              <w:spacing w:after="100" w:before="100" w:line="240"/>
-              <w:ind w:left="100" w:right="100" w:firstLine="0" w:firstLineChars="0"/>
-              <w:rPr>
-                <w:rFonts w:ascii="Helvetica" w:hAnsi="Helvetica" w:eastAsia="Helvetica" w:cs="Helvetica"/>
-                <w:i w:val="false"/>
-                <w:b w:val="false"/>
-                <w:u w:val="none"/>
-                <w:sz w:val="22"/>
-                <w:szCs w:val="22"/>
-                <w:color w:val="000000"/>
-              </w:rPr>
-            </w:pPr>
-            <w:r>
-              <w:rPr>
-                <w:rFonts w:ascii="Helvetica" w:hAnsi="Helvetica" w:eastAsia="Helvetica" w:cs="Helvetica"/>
-                <w:i w:val="false"/>
-                <w:b w:val="false"/>
-                <w:u w:val="none"/>
-                <w:sz w:val="22"/>
-                <w:szCs w:val="22"/>
-                <w:color w:val="000000"/>
-              </w:rPr>
-              <w:t xml:space="preserve">0.48, 5.29</w:t>
-            </w:r>
-          </w:p>
-        </w:tc>
-        <w:tc>
-          <w:tcPr>
-            <w:tcBorders>
-              <w:bottom w:val="none" w:sz="0" w:space="0" w:color="000000"/>
-              <w:top w:val="none" w:sz="0" w:space="0" w:color="000000"/>
-              <w:left w:val="none" w:sz="0" w:space="0" w:color="000000"/>
-              <w:right w:val="none" w:sz="0" w:space="0" w:color="000000"/>
-            </w:tcBorders>
-            <w:shd w:val="clear" w:color="auto" w:fill="FFFFFF"/>
-            <w:tcMar>
-              <w:top w:w="0" w:type="dxa"/>
-              <w:bottom w:w="0" w:type="dxa"/>
-              <w:left w:w="0" w:type="dxa"/>
-              <w:right w:w="0" w:type="dxa"/>
-            </w:tcMar>
-            <w:vAlign w:val="top"/>
-          </w:tcPr>
-          <w:p>
-            <w:pPr>
-              <w:pStyle w:val="Normal"/>
-              <w:jc w:val="center"/>
-              <w:pBdr>
-                <w:bottom w:val="none" w:sz="0" w:space="0" w:color="000000"/>
-                <w:top w:val="none" w:sz="0" w:space="0" w:color="000000"/>
-                <w:left w:val="none" w:sz="0" w:space="0" w:color="000000"/>
-                <w:right w:val="none" w:sz="0" w:space="0" w:color="000000"/>
-              </w:pBdr>
-              <w:spacing w:after="100" w:before="100" w:line="240"/>
-              <w:ind w:left="100" w:right="100" w:firstLine="0" w:firstLineChars="0"/>
-              <w:rPr>
-                <w:rFonts w:ascii="Helvetica" w:hAnsi="Helvetica" w:eastAsia="Helvetica" w:cs="Helvetica"/>
-                <w:i w:val="false"/>
-                <w:b w:val="false"/>
-                <w:u w:val="none"/>
-                <w:sz w:val="22"/>
-                <w:szCs w:val="22"/>
-                <w:color w:val="000000"/>
-              </w:rPr>
-            </w:pPr>
-            <w:r>
-              <w:rPr>
-                <w:rFonts w:ascii="Helvetica" w:hAnsi="Helvetica" w:eastAsia="Helvetica" w:cs="Helvetica"/>
-                <w:i w:val="false"/>
-                <w:b w:val="false"/>
-                <w:u w:val="none"/>
-                <w:sz w:val="22"/>
-                <w:szCs w:val="22"/>
-                <w:color w:val="000000"/>
-              </w:rPr>
-              <w:t xml:space="preserve">0.450</w:t>
+              <w:t xml:space="preserve">1.61</w:t>
+            </w:r>
+          </w:p>
+        </w:tc>
+        <w:tc>
+          <w:tcPr>
+            <w:tcBorders>
+              <w:bottom w:val="none" w:sz="0" w:space="0" w:color="000000"/>
+              <w:top w:val="none" w:sz="0" w:space="0" w:color="000000"/>
+              <w:left w:val="none" w:sz="0" w:space="0" w:color="000000"/>
+              <w:right w:val="none" w:sz="0" w:space="0" w:color="000000"/>
+            </w:tcBorders>
+            <w:shd w:val="clear" w:color="auto" w:fill="FFFFFF"/>
+            <w:tcMar>
+              <w:top w:w="0" w:type="dxa"/>
+              <w:bottom w:w="0" w:type="dxa"/>
+              <w:left w:w="0" w:type="dxa"/>
+              <w:right w:w="0" w:type="dxa"/>
+            </w:tcMar>
+            <w:vAlign w:val="top"/>
+          </w:tcPr>
+          <w:p>
+            <w:pPr>
+              <w:pStyle w:val="Normal"/>
+              <w:jc w:val="center"/>
+              <w:pBdr>
+                <w:bottom w:val="none" w:sz="0" w:space="0" w:color="000000"/>
+                <w:top w:val="none" w:sz="0" w:space="0" w:color="000000"/>
+                <w:left w:val="none" w:sz="0" w:space="0" w:color="000000"/>
+                <w:right w:val="none" w:sz="0" w:space="0" w:color="000000"/>
+              </w:pBdr>
+              <w:spacing w:after="100" w:before="100" w:line="240"/>
+              <w:ind w:left="100" w:right="100" w:firstLine="0" w:firstLineChars="0"/>
+              <w:rPr>
+                <w:rFonts w:ascii="Helvetica" w:hAnsi="Helvetica" w:eastAsia="Helvetica" w:cs="Helvetica"/>
+                <w:i w:val="false"/>
+                <w:b w:val="false"/>
+                <w:u w:val="none"/>
+                <w:sz w:val="22"/>
+                <w:szCs w:val="22"/>
+                <w:color w:val="000000"/>
+              </w:rPr>
+            </w:pPr>
+            <w:r>
+              <w:rPr>
+                <w:rFonts w:ascii="Helvetica" w:hAnsi="Helvetica" w:eastAsia="Helvetica" w:cs="Helvetica"/>
+                <w:i w:val="false"/>
+                <w:b w:val="false"/>
+                <w:u w:val="none"/>
+                <w:sz w:val="22"/>
+                <w:szCs w:val="22"/>
+                <w:color w:val="000000"/>
+              </w:rPr>
+              <w:t xml:space="preserve">0.49, 5.34</w:t>
+            </w:r>
+          </w:p>
+        </w:tc>
+        <w:tc>
+          <w:tcPr>
+            <w:tcBorders>
+              <w:bottom w:val="none" w:sz="0" w:space="0" w:color="000000"/>
+              <w:top w:val="none" w:sz="0" w:space="0" w:color="000000"/>
+              <w:left w:val="none" w:sz="0" w:space="0" w:color="000000"/>
+              <w:right w:val="none" w:sz="0" w:space="0" w:color="000000"/>
+            </w:tcBorders>
+            <w:shd w:val="clear" w:color="auto" w:fill="FFFFFF"/>
+            <w:tcMar>
+              <w:top w:w="0" w:type="dxa"/>
+              <w:bottom w:w="0" w:type="dxa"/>
+              <w:left w:w="0" w:type="dxa"/>
+              <w:right w:w="0" w:type="dxa"/>
+            </w:tcMar>
+            <w:vAlign w:val="top"/>
+          </w:tcPr>
+          <w:p>
+            <w:pPr>
+              <w:pStyle w:val="Normal"/>
+              <w:jc w:val="center"/>
+              <w:pBdr>
+                <w:bottom w:val="none" w:sz="0" w:space="0" w:color="000000"/>
+                <w:top w:val="none" w:sz="0" w:space="0" w:color="000000"/>
+                <w:left w:val="none" w:sz="0" w:space="0" w:color="000000"/>
+                <w:right w:val="none" w:sz="0" w:space="0" w:color="000000"/>
+              </w:pBdr>
+              <w:spacing w:after="100" w:before="100" w:line="240"/>
+              <w:ind w:left="100" w:right="100" w:firstLine="0" w:firstLineChars="0"/>
+              <w:rPr>
+                <w:rFonts w:ascii="Helvetica" w:hAnsi="Helvetica" w:eastAsia="Helvetica" w:cs="Helvetica"/>
+                <w:i w:val="false"/>
+                <w:b w:val="false"/>
+                <w:u w:val="none"/>
+                <w:sz w:val="22"/>
+                <w:szCs w:val="22"/>
+                <w:color w:val="000000"/>
+              </w:rPr>
+            </w:pPr>
+            <w:r>
+              <w:rPr>
+                <w:rFonts w:ascii="Helvetica" w:hAnsi="Helvetica" w:eastAsia="Helvetica" w:cs="Helvetica"/>
+                <w:i w:val="false"/>
+                <w:b w:val="false"/>
+                <w:u w:val="none"/>
+                <w:sz w:val="22"/>
+                <w:szCs w:val="22"/>
+                <w:color w:val="000000"/>
+              </w:rPr>
+              <w:t xml:space="preserve">0.440</w:t>
             </w:r>
           </w:p>
         </w:tc>
@@ -7759,7 +7759,7 @@
                 <w:szCs w:val="22"/>
                 <w:color w:val="000000"/>
               </w:rPr>
-              <w:t xml:space="preserve">0.041</w:t>
+              <w:t xml:space="preserve">0.042</w:t>
             </w:r>
           </w:p>
         </w:tc>
@@ -7918,7 +7918,7 @@
                 <w:szCs w:val="22"/>
                 <w:color w:val="000000"/>
               </w:rPr>
-              <w:t xml:space="preserve">0.22, 2.31</w:t>
+              <w:t xml:space="preserve">0.22, 2.30</w:t>
             </w:r>
           </w:p>
         </w:tc>
@@ -8136,113 +8136,113 @@
                 <w:szCs w:val="22"/>
                 <w:color w:val="000000"/>
               </w:rPr>
-              <w:t xml:space="preserve">0.83</w:t>
-            </w:r>
-          </w:p>
-        </w:tc>
-        <w:tc>
-          <w:tcPr>
-            <w:tcBorders>
-              <w:bottom w:val="none" w:sz="0" w:space="0" w:color="000000"/>
-              <w:top w:val="none" w:sz="0" w:space="0" w:color="000000"/>
-              <w:left w:val="none" w:sz="0" w:space="0" w:color="000000"/>
-              <w:right w:val="none" w:sz="0" w:space="0" w:color="000000"/>
-            </w:tcBorders>
-            <w:shd w:val="clear" w:color="auto" w:fill="FFFFFF"/>
-            <w:tcMar>
-              <w:top w:w="0" w:type="dxa"/>
-              <w:bottom w:w="0" w:type="dxa"/>
-              <w:left w:w="0" w:type="dxa"/>
-              <w:right w:w="0" w:type="dxa"/>
-            </w:tcMar>
-            <w:vAlign w:val="top"/>
-          </w:tcPr>
-          <w:p>
-            <w:pPr>
-              <w:pStyle w:val="Normal"/>
-              <w:jc w:val="center"/>
-              <w:pBdr>
-                <w:bottom w:val="none" w:sz="0" w:space="0" w:color="000000"/>
-                <w:top w:val="none" w:sz="0" w:space="0" w:color="000000"/>
-                <w:left w:val="none" w:sz="0" w:space="0" w:color="000000"/>
-                <w:right w:val="none" w:sz="0" w:space="0" w:color="000000"/>
-              </w:pBdr>
-              <w:spacing w:after="100" w:before="100" w:line="240"/>
-              <w:ind w:left="100" w:right="100" w:firstLine="0" w:firstLineChars="0"/>
-              <w:rPr>
-                <w:rFonts w:ascii="Helvetica" w:hAnsi="Helvetica" w:eastAsia="Helvetica" w:cs="Helvetica"/>
-                <w:i w:val="false"/>
-                <w:b w:val="false"/>
-                <w:u w:val="none"/>
-                <w:sz w:val="22"/>
-                <w:szCs w:val="22"/>
-                <w:color w:val="000000"/>
-              </w:rPr>
-            </w:pPr>
-            <w:r>
-              <w:rPr>
-                <w:rFonts w:ascii="Helvetica" w:hAnsi="Helvetica" w:eastAsia="Helvetica" w:cs="Helvetica"/>
-                <w:i w:val="false"/>
-                <w:b w:val="false"/>
-                <w:u w:val="none"/>
-                <w:sz w:val="22"/>
-                <w:szCs w:val="22"/>
-                <w:color w:val="000000"/>
-              </w:rPr>
-              <w:t xml:space="preserve">0.46, 1.50</w:t>
-            </w:r>
-          </w:p>
-        </w:tc>
-        <w:tc>
-          <w:tcPr>
-            <w:tcBorders>
-              <w:bottom w:val="none" w:sz="0" w:space="0" w:color="000000"/>
-              <w:top w:val="none" w:sz="0" w:space="0" w:color="000000"/>
-              <w:left w:val="none" w:sz="0" w:space="0" w:color="000000"/>
-              <w:right w:val="none" w:sz="0" w:space="0" w:color="000000"/>
-            </w:tcBorders>
-            <w:shd w:val="clear" w:color="auto" w:fill="FFFFFF"/>
-            <w:tcMar>
-              <w:top w:w="0" w:type="dxa"/>
-              <w:bottom w:w="0" w:type="dxa"/>
-              <w:left w:w="0" w:type="dxa"/>
-              <w:right w:w="0" w:type="dxa"/>
-            </w:tcMar>
-            <w:vAlign w:val="top"/>
-          </w:tcPr>
-          <w:p>
-            <w:pPr>
-              <w:pStyle w:val="Normal"/>
-              <w:jc w:val="center"/>
-              <w:pBdr>
-                <w:bottom w:val="none" w:sz="0" w:space="0" w:color="000000"/>
-                <w:top w:val="none" w:sz="0" w:space="0" w:color="000000"/>
-                <w:left w:val="none" w:sz="0" w:space="0" w:color="000000"/>
-                <w:right w:val="none" w:sz="0" w:space="0" w:color="000000"/>
-              </w:pBdr>
-              <w:spacing w:after="100" w:before="100" w:line="240"/>
-              <w:ind w:left="100" w:right="100" w:firstLine="0" w:firstLineChars="0"/>
-              <w:rPr>
-                <w:rFonts w:ascii="Helvetica" w:hAnsi="Helvetica" w:eastAsia="Helvetica" w:cs="Helvetica"/>
-                <w:i w:val="false"/>
-                <w:b w:val="false"/>
-                <w:u w:val="none"/>
-                <w:sz w:val="22"/>
-                <w:szCs w:val="22"/>
-                <w:color w:val="000000"/>
-              </w:rPr>
-            </w:pPr>
-            <w:r>
-              <w:rPr>
-                <w:rFonts w:ascii="Helvetica" w:hAnsi="Helvetica" w:eastAsia="Helvetica" w:cs="Helvetica"/>
-                <w:i w:val="false"/>
-                <w:b w:val="false"/>
-                <w:u w:val="none"/>
-                <w:sz w:val="22"/>
-                <w:szCs w:val="22"/>
-                <w:color w:val="000000"/>
-              </w:rPr>
-              <w:t xml:space="preserve">0.540</w:t>
+              <w:t xml:space="preserve">0.82</w:t>
+            </w:r>
+          </w:p>
+        </w:tc>
+        <w:tc>
+          <w:tcPr>
+            <w:tcBorders>
+              <w:bottom w:val="none" w:sz="0" w:space="0" w:color="000000"/>
+              <w:top w:val="none" w:sz="0" w:space="0" w:color="000000"/>
+              <w:left w:val="none" w:sz="0" w:space="0" w:color="000000"/>
+              <w:right w:val="none" w:sz="0" w:space="0" w:color="000000"/>
+            </w:tcBorders>
+            <w:shd w:val="clear" w:color="auto" w:fill="FFFFFF"/>
+            <w:tcMar>
+              <w:top w:w="0" w:type="dxa"/>
+              <w:bottom w:w="0" w:type="dxa"/>
+              <w:left w:w="0" w:type="dxa"/>
+              <w:right w:w="0" w:type="dxa"/>
+            </w:tcMar>
+            <w:vAlign w:val="top"/>
+          </w:tcPr>
+          <w:p>
+            <w:pPr>
+              <w:pStyle w:val="Normal"/>
+              <w:jc w:val="center"/>
+              <w:pBdr>
+                <w:bottom w:val="none" w:sz="0" w:space="0" w:color="000000"/>
+                <w:top w:val="none" w:sz="0" w:space="0" w:color="000000"/>
+                <w:left w:val="none" w:sz="0" w:space="0" w:color="000000"/>
+                <w:right w:val="none" w:sz="0" w:space="0" w:color="000000"/>
+              </w:pBdr>
+              <w:spacing w:after="100" w:before="100" w:line="240"/>
+              <w:ind w:left="100" w:right="100" w:firstLine="0" w:firstLineChars="0"/>
+              <w:rPr>
+                <w:rFonts w:ascii="Helvetica" w:hAnsi="Helvetica" w:eastAsia="Helvetica" w:cs="Helvetica"/>
+                <w:i w:val="false"/>
+                <w:b w:val="false"/>
+                <w:u w:val="none"/>
+                <w:sz w:val="22"/>
+                <w:szCs w:val="22"/>
+                <w:color w:val="000000"/>
+              </w:rPr>
+            </w:pPr>
+            <w:r>
+              <w:rPr>
+                <w:rFonts w:ascii="Helvetica" w:hAnsi="Helvetica" w:eastAsia="Helvetica" w:cs="Helvetica"/>
+                <w:i w:val="false"/>
+                <w:b w:val="false"/>
+                <w:u w:val="none"/>
+                <w:sz w:val="22"/>
+                <w:szCs w:val="22"/>
+                <w:color w:val="000000"/>
+              </w:rPr>
+              <w:t xml:space="preserve">0.45, 1.49</w:t>
+            </w:r>
+          </w:p>
+        </w:tc>
+        <w:tc>
+          <w:tcPr>
+            <w:tcBorders>
+              <w:bottom w:val="none" w:sz="0" w:space="0" w:color="000000"/>
+              <w:top w:val="none" w:sz="0" w:space="0" w:color="000000"/>
+              <w:left w:val="none" w:sz="0" w:space="0" w:color="000000"/>
+              <w:right w:val="none" w:sz="0" w:space="0" w:color="000000"/>
+            </w:tcBorders>
+            <w:shd w:val="clear" w:color="auto" w:fill="FFFFFF"/>
+            <w:tcMar>
+              <w:top w:w="0" w:type="dxa"/>
+              <w:bottom w:w="0" w:type="dxa"/>
+              <w:left w:w="0" w:type="dxa"/>
+              <w:right w:w="0" w:type="dxa"/>
+            </w:tcMar>
+            <w:vAlign w:val="top"/>
+          </w:tcPr>
+          <w:p>
+            <w:pPr>
+              <w:pStyle w:val="Normal"/>
+              <w:jc w:val="center"/>
+              <w:pBdr>
+                <w:bottom w:val="none" w:sz="0" w:space="0" w:color="000000"/>
+                <w:top w:val="none" w:sz="0" w:space="0" w:color="000000"/>
+                <w:left w:val="none" w:sz="0" w:space="0" w:color="000000"/>
+                <w:right w:val="none" w:sz="0" w:space="0" w:color="000000"/>
+              </w:pBdr>
+              <w:spacing w:after="100" w:before="100" w:line="240"/>
+              <w:ind w:left="100" w:right="100" w:firstLine="0" w:firstLineChars="0"/>
+              <w:rPr>
+                <w:rFonts w:ascii="Helvetica" w:hAnsi="Helvetica" w:eastAsia="Helvetica" w:cs="Helvetica"/>
+                <w:i w:val="false"/>
+                <w:b w:val="false"/>
+                <w:u w:val="none"/>
+                <w:sz w:val="22"/>
+                <w:szCs w:val="22"/>
+                <w:color w:val="000000"/>
+              </w:rPr>
+            </w:pPr>
+            <w:r>
+              <w:rPr>
+                <w:rFonts w:ascii="Helvetica" w:hAnsi="Helvetica" w:eastAsia="Helvetica" w:cs="Helvetica"/>
+                <w:i w:val="false"/>
+                <w:b w:val="false"/>
+                <w:u w:val="none"/>
+                <w:sz w:val="22"/>
+                <w:szCs w:val="22"/>
+                <w:color w:val="000000"/>
+              </w:rPr>
+              <w:t xml:space="preserve">0.520</w:t>
             </w:r>
           </w:p>
         </w:tc>
@@ -8454,7 +8454,7 @@
                 <w:szCs w:val="22"/>
                 <w:color w:val="000000"/>
               </w:rPr>
-              <w:t xml:space="preserve">0.630</w:t>
+              <w:t xml:space="preserve">0.620</w:t>
             </w:r>
           </w:p>
         </w:tc>
@@ -8619,113 +8619,113 @@
                 <w:szCs w:val="22"/>
                 <w:color w:val="000000"/>
               </w:rPr>
-              <w:t xml:space="preserve">0.97</w:t>
-            </w:r>
-          </w:p>
-        </w:tc>
-        <w:tc>
-          <w:tcPr>
-            <w:tcBorders>
-              <w:bottom w:val="none" w:sz="0" w:space="0" w:color="000000"/>
-              <w:top w:val="none" w:sz="0" w:space="0" w:color="000000"/>
-              <w:left w:val="none" w:sz="0" w:space="0" w:color="000000"/>
-              <w:right w:val="none" w:sz="0" w:space="0" w:color="000000"/>
-            </w:tcBorders>
-            <w:shd w:val="clear" w:color="auto" w:fill="FFFFFF"/>
-            <w:tcMar>
-              <w:top w:w="0" w:type="dxa"/>
-              <w:bottom w:w="0" w:type="dxa"/>
-              <w:left w:w="0" w:type="dxa"/>
-              <w:right w:w="0" w:type="dxa"/>
-            </w:tcMar>
-            <w:vAlign w:val="top"/>
-          </w:tcPr>
-          <w:p>
-            <w:pPr>
-              <w:pStyle w:val="Normal"/>
-              <w:jc w:val="center"/>
-              <w:pBdr>
-                <w:bottom w:val="none" w:sz="0" w:space="0" w:color="000000"/>
-                <w:top w:val="none" w:sz="0" w:space="0" w:color="000000"/>
-                <w:left w:val="none" w:sz="0" w:space="0" w:color="000000"/>
-                <w:right w:val="none" w:sz="0" w:space="0" w:color="000000"/>
-              </w:pBdr>
-              <w:spacing w:after="100" w:before="100" w:line="240"/>
-              <w:ind w:left="100" w:right="100" w:firstLine="0" w:firstLineChars="0"/>
-              <w:rPr>
-                <w:rFonts w:ascii="Helvetica" w:hAnsi="Helvetica" w:eastAsia="Helvetica" w:cs="Helvetica"/>
-                <w:i w:val="false"/>
-                <w:b w:val="false"/>
-                <w:u w:val="none"/>
-                <w:sz w:val="22"/>
-                <w:szCs w:val="22"/>
-                <w:color w:val="000000"/>
-              </w:rPr>
-            </w:pPr>
-            <w:r>
-              <w:rPr>
-                <w:rFonts w:ascii="Helvetica" w:hAnsi="Helvetica" w:eastAsia="Helvetica" w:cs="Helvetica"/>
-                <w:i w:val="false"/>
-                <w:b w:val="false"/>
-                <w:u w:val="none"/>
-                <w:sz w:val="22"/>
-                <w:szCs w:val="22"/>
-                <w:color w:val="000000"/>
-              </w:rPr>
-              <w:t xml:space="preserve">0.48, 1.98</w:t>
-            </w:r>
-          </w:p>
-        </w:tc>
-        <w:tc>
-          <w:tcPr>
-            <w:tcBorders>
-              <w:bottom w:val="none" w:sz="0" w:space="0" w:color="000000"/>
-              <w:top w:val="none" w:sz="0" w:space="0" w:color="000000"/>
-              <w:left w:val="none" w:sz="0" w:space="0" w:color="000000"/>
-              <w:right w:val="none" w:sz="0" w:space="0" w:color="000000"/>
-            </w:tcBorders>
-            <w:shd w:val="clear" w:color="auto" w:fill="FFFFFF"/>
-            <w:tcMar>
-              <w:top w:w="0" w:type="dxa"/>
-              <w:bottom w:w="0" w:type="dxa"/>
-              <w:left w:w="0" w:type="dxa"/>
-              <w:right w:w="0" w:type="dxa"/>
-            </w:tcMar>
-            <w:vAlign w:val="top"/>
-          </w:tcPr>
-          <w:p>
-            <w:pPr>
-              <w:pStyle w:val="Normal"/>
-              <w:jc w:val="center"/>
-              <w:pBdr>
-                <w:bottom w:val="none" w:sz="0" w:space="0" w:color="000000"/>
-                <w:top w:val="none" w:sz="0" w:space="0" w:color="000000"/>
-                <w:left w:val="none" w:sz="0" w:space="0" w:color="000000"/>
-                <w:right w:val="none" w:sz="0" w:space="0" w:color="000000"/>
-              </w:pBdr>
-              <w:spacing w:after="100" w:before="100" w:line="240"/>
-              <w:ind w:left="100" w:right="100" w:firstLine="0" w:firstLineChars="0"/>
-              <w:rPr>
-                <w:rFonts w:ascii="Helvetica" w:hAnsi="Helvetica" w:eastAsia="Helvetica" w:cs="Helvetica"/>
-                <w:i w:val="false"/>
-                <w:b w:val="false"/>
-                <w:u w:val="none"/>
-                <w:sz w:val="22"/>
-                <w:szCs w:val="22"/>
-                <w:color w:val="000000"/>
-              </w:rPr>
-            </w:pPr>
-            <w:r>
-              <w:rPr>
-                <w:rFonts w:ascii="Helvetica" w:hAnsi="Helvetica" w:eastAsia="Helvetica" w:cs="Helvetica"/>
-                <w:i w:val="false"/>
-                <w:b w:val="false"/>
-                <w:u w:val="none"/>
-                <w:sz w:val="22"/>
-                <w:szCs w:val="22"/>
-                <w:color w:val="000000"/>
-              </w:rPr>
-              <w:t xml:space="preserve">0.940</w:t>
+              <w:t xml:space="preserve">0.96</w:t>
+            </w:r>
+          </w:p>
+        </w:tc>
+        <w:tc>
+          <w:tcPr>
+            <w:tcBorders>
+              <w:bottom w:val="none" w:sz="0" w:space="0" w:color="000000"/>
+              <w:top w:val="none" w:sz="0" w:space="0" w:color="000000"/>
+              <w:left w:val="none" w:sz="0" w:space="0" w:color="000000"/>
+              <w:right w:val="none" w:sz="0" w:space="0" w:color="000000"/>
+            </w:tcBorders>
+            <w:shd w:val="clear" w:color="auto" w:fill="FFFFFF"/>
+            <w:tcMar>
+              <w:top w:w="0" w:type="dxa"/>
+              <w:bottom w:w="0" w:type="dxa"/>
+              <w:left w:w="0" w:type="dxa"/>
+              <w:right w:w="0" w:type="dxa"/>
+            </w:tcMar>
+            <w:vAlign w:val="top"/>
+          </w:tcPr>
+          <w:p>
+            <w:pPr>
+              <w:pStyle w:val="Normal"/>
+              <w:jc w:val="center"/>
+              <w:pBdr>
+                <w:bottom w:val="none" w:sz="0" w:space="0" w:color="000000"/>
+                <w:top w:val="none" w:sz="0" w:space="0" w:color="000000"/>
+                <w:left w:val="none" w:sz="0" w:space="0" w:color="000000"/>
+                <w:right w:val="none" w:sz="0" w:space="0" w:color="000000"/>
+              </w:pBdr>
+              <w:spacing w:after="100" w:before="100" w:line="240"/>
+              <w:ind w:left="100" w:right="100" w:firstLine="0" w:firstLineChars="0"/>
+              <w:rPr>
+                <w:rFonts w:ascii="Helvetica" w:hAnsi="Helvetica" w:eastAsia="Helvetica" w:cs="Helvetica"/>
+                <w:i w:val="false"/>
+                <w:b w:val="false"/>
+                <w:u w:val="none"/>
+                <w:sz w:val="22"/>
+                <w:szCs w:val="22"/>
+                <w:color w:val="000000"/>
+              </w:rPr>
+            </w:pPr>
+            <w:r>
+              <w:rPr>
+                <w:rFonts w:ascii="Helvetica" w:hAnsi="Helvetica" w:eastAsia="Helvetica" w:cs="Helvetica"/>
+                <w:i w:val="false"/>
+                <w:b w:val="false"/>
+                <w:u w:val="none"/>
+                <w:sz w:val="22"/>
+                <w:szCs w:val="22"/>
+                <w:color w:val="000000"/>
+              </w:rPr>
+              <w:t xml:space="preserve">0.47, 1.96</w:t>
+            </w:r>
+          </w:p>
+        </w:tc>
+        <w:tc>
+          <w:tcPr>
+            <w:tcBorders>
+              <w:bottom w:val="none" w:sz="0" w:space="0" w:color="000000"/>
+              <w:top w:val="none" w:sz="0" w:space="0" w:color="000000"/>
+              <w:left w:val="none" w:sz="0" w:space="0" w:color="000000"/>
+              <w:right w:val="none" w:sz="0" w:space="0" w:color="000000"/>
+            </w:tcBorders>
+            <w:shd w:val="clear" w:color="auto" w:fill="FFFFFF"/>
+            <w:tcMar>
+              <w:top w:w="0" w:type="dxa"/>
+              <w:bottom w:w="0" w:type="dxa"/>
+              <w:left w:w="0" w:type="dxa"/>
+              <w:right w:w="0" w:type="dxa"/>
+            </w:tcMar>
+            <w:vAlign w:val="top"/>
+          </w:tcPr>
+          <w:p>
+            <w:pPr>
+              <w:pStyle w:val="Normal"/>
+              <w:jc w:val="center"/>
+              <w:pBdr>
+                <w:bottom w:val="none" w:sz="0" w:space="0" w:color="000000"/>
+                <w:top w:val="none" w:sz="0" w:space="0" w:color="000000"/>
+                <w:left w:val="none" w:sz="0" w:space="0" w:color="000000"/>
+                <w:right w:val="none" w:sz="0" w:space="0" w:color="000000"/>
+              </w:pBdr>
+              <w:spacing w:after="100" w:before="100" w:line="240"/>
+              <w:ind w:left="100" w:right="100" w:firstLine="0" w:firstLineChars="0"/>
+              <w:rPr>
+                <w:rFonts w:ascii="Helvetica" w:hAnsi="Helvetica" w:eastAsia="Helvetica" w:cs="Helvetica"/>
+                <w:i w:val="false"/>
+                <w:b w:val="false"/>
+                <w:u w:val="none"/>
+                <w:sz w:val="22"/>
+                <w:szCs w:val="22"/>
+                <w:color w:val="000000"/>
+              </w:rPr>
+            </w:pPr>
+            <w:r>
+              <w:rPr>
+                <w:rFonts w:ascii="Helvetica" w:hAnsi="Helvetica" w:eastAsia="Helvetica" w:cs="Helvetica"/>
+                <w:i w:val="false"/>
+                <w:b w:val="false"/>
+                <w:u w:val="none"/>
+                <w:sz w:val="22"/>
+                <w:szCs w:val="22"/>
+                <w:color w:val="000000"/>
+              </w:rPr>
+              <w:t xml:space="preserve">0.910</w:t>
             </w:r>
           </w:p>
         </w:tc>
@@ -8884,7 +8884,7 @@
                 <w:szCs w:val="22"/>
                 <w:color w:val="000000"/>
               </w:rPr>
-              <w:t xml:space="preserve">0.14, 1.51</w:t>
+              <w:t xml:space="preserve">0.14, 1.50</w:t>
             </w:r>
           </w:p>
         </w:tc>
@@ -10121,7 +10121,7 @@
                 <w:szCs w:val="22"/>
                 <w:color w:val="000000"/>
               </w:rPr>
-              <w:t xml:space="preserve">0.81, 2.02</w:t>
+              <w:t xml:space="preserve">0.81, 2.01</w:t>
             </w:r>
           </w:p>
         </w:tc>
@@ -10333,7 +10333,7 @@
                 <w:szCs w:val="22"/>
                 <w:color w:val="000000"/>
               </w:rPr>
-              <w:t xml:space="preserve">0.75, 2.35</w:t>
+              <w:t xml:space="preserve">0.74, 2.35</w:t>
             </w:r>
           </w:p>
         </w:tc>
@@ -11517,60 +11517,60 @@
                 <w:szCs w:val="22"/>
                 <w:color w:val="000000"/>
               </w:rPr>
-              <w:t xml:space="preserve">2.68</w:t>
-            </w:r>
-          </w:p>
-        </w:tc>
-        <w:tc>
-          <w:tcPr>
-            <w:tcBorders>
-              <w:bottom w:val="none" w:sz="0" w:space="0" w:color="000000"/>
-              <w:top w:val="none" w:sz="0" w:space="0" w:color="000000"/>
-              <w:left w:val="none" w:sz="0" w:space="0" w:color="000000"/>
-              <w:right w:val="none" w:sz="0" w:space="0" w:color="000000"/>
-            </w:tcBorders>
-            <w:shd w:val="clear" w:color="auto" w:fill="FFFFFF"/>
-            <w:tcMar>
-              <w:top w:w="0" w:type="dxa"/>
-              <w:bottom w:w="0" w:type="dxa"/>
-              <w:left w:w="0" w:type="dxa"/>
-              <w:right w:w="0" w:type="dxa"/>
-            </w:tcMar>
-            <w:vAlign w:val="top"/>
-          </w:tcPr>
-          <w:p>
-            <w:pPr>
-              <w:pStyle w:val="Normal"/>
-              <w:jc w:val="center"/>
-              <w:pBdr>
-                <w:bottom w:val="none" w:sz="0" w:space="0" w:color="000000"/>
-                <w:top w:val="none" w:sz="0" w:space="0" w:color="000000"/>
-                <w:left w:val="none" w:sz="0" w:space="0" w:color="000000"/>
-                <w:right w:val="none" w:sz="0" w:space="0" w:color="000000"/>
-              </w:pBdr>
-              <w:spacing w:after="100" w:before="100" w:line="240"/>
-              <w:ind w:left="100" w:right="100" w:firstLine="0" w:firstLineChars="0"/>
-              <w:rPr>
-                <w:rFonts w:ascii="Helvetica" w:hAnsi="Helvetica" w:eastAsia="Helvetica" w:cs="Helvetica"/>
-                <w:i w:val="false"/>
-                <w:b w:val="false"/>
-                <w:u w:val="none"/>
-                <w:sz w:val="22"/>
-                <w:szCs w:val="22"/>
-                <w:color w:val="000000"/>
-              </w:rPr>
-            </w:pPr>
-            <w:r>
-              <w:rPr>
-                <w:rFonts w:ascii="Helvetica" w:hAnsi="Helvetica" w:eastAsia="Helvetica" w:cs="Helvetica"/>
-                <w:i w:val="false"/>
-                <w:b w:val="false"/>
-                <w:u w:val="none"/>
-                <w:sz w:val="22"/>
-                <w:szCs w:val="22"/>
-                <w:color w:val="000000"/>
-              </w:rPr>
-              <w:t xml:space="preserve">1.76, 4.09</w:t>
+              <w:t xml:space="preserve">2.66</w:t>
+            </w:r>
+          </w:p>
+        </w:tc>
+        <w:tc>
+          <w:tcPr>
+            <w:tcBorders>
+              <w:bottom w:val="none" w:sz="0" w:space="0" w:color="000000"/>
+              <w:top w:val="none" w:sz="0" w:space="0" w:color="000000"/>
+              <w:left w:val="none" w:sz="0" w:space="0" w:color="000000"/>
+              <w:right w:val="none" w:sz="0" w:space="0" w:color="000000"/>
+            </w:tcBorders>
+            <w:shd w:val="clear" w:color="auto" w:fill="FFFFFF"/>
+            <w:tcMar>
+              <w:top w:w="0" w:type="dxa"/>
+              <w:bottom w:w="0" w:type="dxa"/>
+              <w:left w:w="0" w:type="dxa"/>
+              <w:right w:w="0" w:type="dxa"/>
+            </w:tcMar>
+            <w:vAlign w:val="top"/>
+          </w:tcPr>
+          <w:p>
+            <w:pPr>
+              <w:pStyle w:val="Normal"/>
+              <w:jc w:val="center"/>
+              <w:pBdr>
+                <w:bottom w:val="none" w:sz="0" w:space="0" w:color="000000"/>
+                <w:top w:val="none" w:sz="0" w:space="0" w:color="000000"/>
+                <w:left w:val="none" w:sz="0" w:space="0" w:color="000000"/>
+                <w:right w:val="none" w:sz="0" w:space="0" w:color="000000"/>
+              </w:pBdr>
+              <w:spacing w:after="100" w:before="100" w:line="240"/>
+              <w:ind w:left="100" w:right="100" w:firstLine="0" w:firstLineChars="0"/>
+              <w:rPr>
+                <w:rFonts w:ascii="Helvetica" w:hAnsi="Helvetica" w:eastAsia="Helvetica" w:cs="Helvetica"/>
+                <w:i w:val="false"/>
+                <w:b w:val="false"/>
+                <w:u w:val="none"/>
+                <w:sz w:val="22"/>
+                <w:szCs w:val="22"/>
+                <w:color w:val="000000"/>
+              </w:rPr>
+            </w:pPr>
+            <w:r>
+              <w:rPr>
+                <w:rFonts w:ascii="Helvetica" w:hAnsi="Helvetica" w:eastAsia="Helvetica" w:cs="Helvetica"/>
+                <w:i w:val="false"/>
+                <w:b w:val="false"/>
+                <w:u w:val="none"/>
+                <w:sz w:val="22"/>
+                <w:szCs w:val="22"/>
+                <w:color w:val="000000"/>
+              </w:rPr>
+              <w:t xml:space="preserve">1.74, 4.06</w:t>
             </w:r>
           </w:p>
         </w:tc>
@@ -11729,60 +11729,60 @@
                 <w:szCs w:val="22"/>
                 <w:color w:val="000000"/>
               </w:rPr>
-              <w:t xml:space="preserve">4.56</w:t>
-            </w:r>
-          </w:p>
-        </w:tc>
-        <w:tc>
-          <w:tcPr>
-            <w:tcBorders>
-              <w:bottom w:val="none" w:sz="0" w:space="0" w:color="000000"/>
-              <w:top w:val="none" w:sz="0" w:space="0" w:color="000000"/>
-              <w:left w:val="none" w:sz="0" w:space="0" w:color="000000"/>
-              <w:right w:val="none" w:sz="0" w:space="0" w:color="000000"/>
-            </w:tcBorders>
-            <w:shd w:val="clear" w:color="auto" w:fill="FFFFFF"/>
-            <w:tcMar>
-              <w:top w:w="0" w:type="dxa"/>
-              <w:bottom w:w="0" w:type="dxa"/>
-              <w:left w:w="0" w:type="dxa"/>
-              <w:right w:w="0" w:type="dxa"/>
-            </w:tcMar>
-            <w:vAlign w:val="top"/>
-          </w:tcPr>
-          <w:p>
-            <w:pPr>
-              <w:pStyle w:val="Normal"/>
-              <w:jc w:val="center"/>
-              <w:pBdr>
-                <w:bottom w:val="none" w:sz="0" w:space="0" w:color="000000"/>
-                <w:top w:val="none" w:sz="0" w:space="0" w:color="000000"/>
-                <w:left w:val="none" w:sz="0" w:space="0" w:color="000000"/>
-                <w:right w:val="none" w:sz="0" w:space="0" w:color="000000"/>
-              </w:pBdr>
-              <w:spacing w:after="100" w:before="100" w:line="240"/>
-              <w:ind w:left="100" w:right="100" w:firstLine="0" w:firstLineChars="0"/>
-              <w:rPr>
-                <w:rFonts w:ascii="Helvetica" w:hAnsi="Helvetica" w:eastAsia="Helvetica" w:cs="Helvetica"/>
-                <w:i w:val="false"/>
-                <w:b w:val="false"/>
-                <w:u w:val="none"/>
-                <w:sz w:val="22"/>
-                <w:szCs w:val="22"/>
-                <w:color w:val="000000"/>
-              </w:rPr>
-            </w:pPr>
-            <w:r>
-              <w:rPr>
-                <w:rFonts w:ascii="Helvetica" w:hAnsi="Helvetica" w:eastAsia="Helvetica" w:cs="Helvetica"/>
-                <w:i w:val="false"/>
-                <w:b w:val="false"/>
-                <w:u w:val="none"/>
-                <w:sz w:val="22"/>
-                <w:szCs w:val="22"/>
-                <w:color w:val="000000"/>
-              </w:rPr>
-              <w:t xml:space="preserve">2.12, 9.77</w:t>
+              <w:t xml:space="preserve">4.57</w:t>
+            </w:r>
+          </w:p>
+        </w:tc>
+        <w:tc>
+          <w:tcPr>
+            <w:tcBorders>
+              <w:bottom w:val="none" w:sz="0" w:space="0" w:color="000000"/>
+              <w:top w:val="none" w:sz="0" w:space="0" w:color="000000"/>
+              <w:left w:val="none" w:sz="0" w:space="0" w:color="000000"/>
+              <w:right w:val="none" w:sz="0" w:space="0" w:color="000000"/>
+            </w:tcBorders>
+            <w:shd w:val="clear" w:color="auto" w:fill="FFFFFF"/>
+            <w:tcMar>
+              <w:top w:w="0" w:type="dxa"/>
+              <w:bottom w:w="0" w:type="dxa"/>
+              <w:left w:w="0" w:type="dxa"/>
+              <w:right w:w="0" w:type="dxa"/>
+            </w:tcMar>
+            <w:vAlign w:val="top"/>
+          </w:tcPr>
+          <w:p>
+            <w:pPr>
+              <w:pStyle w:val="Normal"/>
+              <w:jc w:val="center"/>
+              <w:pBdr>
+                <w:bottom w:val="none" w:sz="0" w:space="0" w:color="000000"/>
+                <w:top w:val="none" w:sz="0" w:space="0" w:color="000000"/>
+                <w:left w:val="none" w:sz="0" w:space="0" w:color="000000"/>
+                <w:right w:val="none" w:sz="0" w:space="0" w:color="000000"/>
+              </w:pBdr>
+              <w:spacing w:after="100" w:before="100" w:line="240"/>
+              <w:ind w:left="100" w:right="100" w:firstLine="0" w:firstLineChars="0"/>
+              <w:rPr>
+                <w:rFonts w:ascii="Helvetica" w:hAnsi="Helvetica" w:eastAsia="Helvetica" w:cs="Helvetica"/>
+                <w:i w:val="false"/>
+                <w:b w:val="false"/>
+                <w:u w:val="none"/>
+                <w:sz w:val="22"/>
+                <w:szCs w:val="22"/>
+                <w:color w:val="000000"/>
+              </w:rPr>
+            </w:pPr>
+            <w:r>
+              <w:rPr>
+                <w:rFonts w:ascii="Helvetica" w:hAnsi="Helvetica" w:eastAsia="Helvetica" w:cs="Helvetica"/>
+                <w:i w:val="false"/>
+                <w:b w:val="false"/>
+                <w:u w:val="none"/>
+                <w:sz w:val="22"/>
+                <w:szCs w:val="22"/>
+                <w:color w:val="000000"/>
+              </w:rPr>
+              <w:t xml:space="preserve">2.13, 9.82</w:t>
             </w:r>
           </w:p>
         </w:tc>
@@ -13072,7 +13072,7 @@
                 <w:szCs w:val="22"/>
                 <w:color w:val="000000"/>
               </w:rPr>
-              <w:t xml:space="preserve">0.440</w:t>
+              <w:t xml:space="preserve">0.450</w:t>
             </w:r>
           </w:p>
         </w:tc>
@@ -13231,7 +13231,7 @@
                 <w:szCs w:val="22"/>
                 <w:color w:val="000000"/>
               </w:rPr>
-              <w:t xml:space="preserve">0.86, 2.94</w:t>
+              <w:t xml:space="preserve">0.86, 2.95</w:t>
             </w:r>
           </w:p>
         </w:tc>
@@ -13502,7 +13502,7 @@
                 <w:szCs w:val="22"/>
                 <w:color w:val="000000"/>
               </w:rPr>
-              <w:t xml:space="preserve">0.29, 0.80</w:t>
+              <w:t xml:space="preserve">0.29, 0.81</w:t>
             </w:r>
           </w:p>
         </w:tc>
@@ -13661,60 +13661,60 @@
                 <w:szCs w:val="22"/>
                 <w:color w:val="000000"/>
               </w:rPr>
-              <w:t xml:space="preserve">0.97</w:t>
-            </w:r>
-          </w:p>
-        </w:tc>
-        <w:tc>
-          <w:tcPr>
-            <w:tcBorders>
-              <w:bottom w:val="none" w:sz="0" w:space="0" w:color="000000"/>
-              <w:top w:val="none" w:sz="0" w:space="0" w:color="000000"/>
-              <w:left w:val="none" w:sz="0" w:space="0" w:color="000000"/>
-              <w:right w:val="none" w:sz="0" w:space="0" w:color="000000"/>
-            </w:tcBorders>
-            <w:shd w:val="clear" w:color="auto" w:fill="FFFFFF"/>
-            <w:tcMar>
-              <w:top w:w="0" w:type="dxa"/>
-              <w:bottom w:w="0" w:type="dxa"/>
-              <w:left w:w="0" w:type="dxa"/>
-              <w:right w:w="0" w:type="dxa"/>
-            </w:tcMar>
-            <w:vAlign w:val="top"/>
-          </w:tcPr>
-          <w:p>
-            <w:pPr>
-              <w:pStyle w:val="Normal"/>
-              <w:jc w:val="center"/>
-              <w:pBdr>
-                <w:bottom w:val="none" w:sz="0" w:space="0" w:color="000000"/>
-                <w:top w:val="none" w:sz="0" w:space="0" w:color="000000"/>
-                <w:left w:val="none" w:sz="0" w:space="0" w:color="000000"/>
-                <w:right w:val="none" w:sz="0" w:space="0" w:color="000000"/>
-              </w:pBdr>
-              <w:spacing w:after="100" w:before="100" w:line="240"/>
-              <w:ind w:left="100" w:right="100" w:firstLine="0" w:firstLineChars="0"/>
-              <w:rPr>
-                <w:rFonts w:ascii="Helvetica" w:hAnsi="Helvetica" w:eastAsia="Helvetica" w:cs="Helvetica"/>
-                <w:i w:val="false"/>
-                <w:b w:val="false"/>
-                <w:u w:val="none"/>
-                <w:sz w:val="22"/>
-                <w:szCs w:val="22"/>
-                <w:color w:val="000000"/>
-              </w:rPr>
-            </w:pPr>
-            <w:r>
-              <w:rPr>
-                <w:rFonts w:ascii="Helvetica" w:hAnsi="Helvetica" w:eastAsia="Helvetica" w:cs="Helvetica"/>
-                <w:i w:val="false"/>
-                <w:b w:val="false"/>
-                <w:u w:val="none"/>
-                <w:sz w:val="22"/>
-                <w:szCs w:val="22"/>
-                <w:color w:val="000000"/>
-              </w:rPr>
-              <w:t xml:space="preserve">0.37, 2.55</w:t>
+              <w:t xml:space="preserve">0.98</w:t>
+            </w:r>
+          </w:p>
+        </w:tc>
+        <w:tc>
+          <w:tcPr>
+            <w:tcBorders>
+              <w:bottom w:val="none" w:sz="0" w:space="0" w:color="000000"/>
+              <w:top w:val="none" w:sz="0" w:space="0" w:color="000000"/>
+              <w:left w:val="none" w:sz="0" w:space="0" w:color="000000"/>
+              <w:right w:val="none" w:sz="0" w:space="0" w:color="000000"/>
+            </w:tcBorders>
+            <w:shd w:val="clear" w:color="auto" w:fill="FFFFFF"/>
+            <w:tcMar>
+              <w:top w:w="0" w:type="dxa"/>
+              <w:bottom w:w="0" w:type="dxa"/>
+              <w:left w:w="0" w:type="dxa"/>
+              <w:right w:w="0" w:type="dxa"/>
+            </w:tcMar>
+            <w:vAlign w:val="top"/>
+          </w:tcPr>
+          <w:p>
+            <w:pPr>
+              <w:pStyle w:val="Normal"/>
+              <w:jc w:val="center"/>
+              <w:pBdr>
+                <w:bottom w:val="none" w:sz="0" w:space="0" w:color="000000"/>
+                <w:top w:val="none" w:sz="0" w:space="0" w:color="000000"/>
+                <w:left w:val="none" w:sz="0" w:space="0" w:color="000000"/>
+                <w:right w:val="none" w:sz="0" w:space="0" w:color="000000"/>
+              </w:pBdr>
+              <w:spacing w:after="100" w:before="100" w:line="240"/>
+              <w:ind w:left="100" w:right="100" w:firstLine="0" w:firstLineChars="0"/>
+              <w:rPr>
+                <w:rFonts w:ascii="Helvetica" w:hAnsi="Helvetica" w:eastAsia="Helvetica" w:cs="Helvetica"/>
+                <w:i w:val="false"/>
+                <w:b w:val="false"/>
+                <w:u w:val="none"/>
+                <w:sz w:val="22"/>
+                <w:szCs w:val="22"/>
+                <w:color w:val="000000"/>
+              </w:rPr>
+            </w:pPr>
+            <w:r>
+              <w:rPr>
+                <w:rFonts w:ascii="Helvetica" w:hAnsi="Helvetica" w:eastAsia="Helvetica" w:cs="Helvetica"/>
+                <w:i w:val="false"/>
+                <w:b w:val="false"/>
+                <w:u w:val="none"/>
+                <w:sz w:val="22"/>
+                <w:szCs w:val="22"/>
+                <w:color w:val="000000"/>
+              </w:rPr>
+              <w:t xml:space="preserve">0.37, 2.57</w:t>
             </w:r>
           </w:p>
         </w:tc>
@@ -14038,7 +14038,7 @@
                 <w:szCs w:val="22"/>
                 <w:color w:val="000000"/>
               </w:rPr>
-              <w:t xml:space="preserve">0.560</w:t>
+              <w:t xml:space="preserve">0.570</w:t>
             </w:r>
           </w:p>
         </w:tc>
@@ -14415,113 +14415,113 @@
                 <w:szCs w:val="22"/>
                 <w:color w:val="000000"/>
               </w:rPr>
-              <w:t xml:space="preserve">1.86</w:t>
-            </w:r>
-          </w:p>
-        </w:tc>
-        <w:tc>
-          <w:tcPr>
-            <w:tcBorders>
-              <w:bottom w:val="none" w:sz="0" w:space="0" w:color="000000"/>
-              <w:top w:val="none" w:sz="0" w:space="0" w:color="000000"/>
-              <w:left w:val="none" w:sz="0" w:space="0" w:color="000000"/>
-              <w:right w:val="none" w:sz="0" w:space="0" w:color="000000"/>
-            </w:tcBorders>
-            <w:shd w:val="clear" w:color="auto" w:fill="FFFFFF"/>
-            <w:tcMar>
-              <w:top w:w="0" w:type="dxa"/>
-              <w:bottom w:w="0" w:type="dxa"/>
-              <w:left w:w="0" w:type="dxa"/>
-              <w:right w:w="0" w:type="dxa"/>
-            </w:tcMar>
-            <w:vAlign w:val="top"/>
-          </w:tcPr>
-          <w:p>
-            <w:pPr>
-              <w:pStyle w:val="Normal"/>
-              <w:jc w:val="center"/>
-              <w:pBdr>
-                <w:bottom w:val="none" w:sz="0" w:space="0" w:color="000000"/>
-                <w:top w:val="none" w:sz="0" w:space="0" w:color="000000"/>
-                <w:left w:val="none" w:sz="0" w:space="0" w:color="000000"/>
-                <w:right w:val="none" w:sz="0" w:space="0" w:color="000000"/>
-              </w:pBdr>
-              <w:spacing w:after="100" w:before="100" w:line="240"/>
-              <w:ind w:left="100" w:right="100" w:firstLine="0" w:firstLineChars="0"/>
-              <w:rPr>
-                <w:rFonts w:ascii="Helvetica" w:hAnsi="Helvetica" w:eastAsia="Helvetica" w:cs="Helvetica"/>
-                <w:i w:val="false"/>
-                <w:b w:val="false"/>
-                <w:u w:val="none"/>
-                <w:sz w:val="22"/>
-                <w:szCs w:val="22"/>
-                <w:color w:val="000000"/>
-              </w:rPr>
-            </w:pPr>
-            <w:r>
-              <w:rPr>
-                <w:rFonts w:ascii="Helvetica" w:hAnsi="Helvetica" w:eastAsia="Helvetica" w:cs="Helvetica"/>
-                <w:i w:val="false"/>
-                <w:b w:val="false"/>
-                <w:u w:val="none"/>
-                <w:sz w:val="22"/>
-                <w:szCs w:val="22"/>
-                <w:color w:val="000000"/>
-              </w:rPr>
-              <w:t xml:space="preserve">1.13, 3.08</w:t>
-            </w:r>
-          </w:p>
-        </w:tc>
-        <w:tc>
-          <w:tcPr>
-            <w:tcBorders>
-              <w:bottom w:val="none" w:sz="0" w:space="0" w:color="000000"/>
-              <w:top w:val="none" w:sz="0" w:space="0" w:color="000000"/>
-              <w:left w:val="none" w:sz="0" w:space="0" w:color="000000"/>
-              <w:right w:val="none" w:sz="0" w:space="0" w:color="000000"/>
-            </w:tcBorders>
-            <w:shd w:val="clear" w:color="auto" w:fill="FFFFFF"/>
-            <w:tcMar>
-              <w:top w:w="0" w:type="dxa"/>
-              <w:bottom w:w="0" w:type="dxa"/>
-              <w:left w:w="0" w:type="dxa"/>
-              <w:right w:w="0" w:type="dxa"/>
-            </w:tcMar>
-            <w:vAlign w:val="top"/>
-          </w:tcPr>
-          <w:p>
-            <w:pPr>
-              <w:pStyle w:val="Normal"/>
-              <w:jc w:val="center"/>
-              <w:pBdr>
-                <w:bottom w:val="none" w:sz="0" w:space="0" w:color="000000"/>
-                <w:top w:val="none" w:sz="0" w:space="0" w:color="000000"/>
-                <w:left w:val="none" w:sz="0" w:space="0" w:color="000000"/>
-                <w:right w:val="none" w:sz="0" w:space="0" w:color="000000"/>
-              </w:pBdr>
-              <w:spacing w:after="100" w:before="100" w:line="240"/>
-              <w:ind w:left="100" w:right="100" w:firstLine="0" w:firstLineChars="0"/>
-              <w:rPr>
-                <w:rFonts w:ascii="Helvetica" w:hAnsi="Helvetica" w:eastAsia="Helvetica" w:cs="Helvetica"/>
-                <w:i w:val="false"/>
-                <w:b w:val="false"/>
-                <w:u w:val="none"/>
-                <w:sz w:val="22"/>
-                <w:szCs w:val="22"/>
-                <w:color w:val="000000"/>
-              </w:rPr>
-            </w:pPr>
-            <w:r>
-              <w:rPr>
-                <w:rFonts w:ascii="Helvetica" w:hAnsi="Helvetica" w:eastAsia="Helvetica" w:cs="Helvetica"/>
-                <w:i w:val="false"/>
-                <w:b w:val="false"/>
-                <w:u w:val="none"/>
-                <w:sz w:val="22"/>
-                <w:szCs w:val="22"/>
-                <w:color w:val="000000"/>
-              </w:rPr>
-              <w:t xml:space="preserve">0.015</w:t>
+              <w:t xml:space="preserve">1.87</w:t>
+            </w:r>
+          </w:p>
+        </w:tc>
+        <w:tc>
+          <w:tcPr>
+            <w:tcBorders>
+              <w:bottom w:val="none" w:sz="0" w:space="0" w:color="000000"/>
+              <w:top w:val="none" w:sz="0" w:space="0" w:color="000000"/>
+              <w:left w:val="none" w:sz="0" w:space="0" w:color="000000"/>
+              <w:right w:val="none" w:sz="0" w:space="0" w:color="000000"/>
+            </w:tcBorders>
+            <w:shd w:val="clear" w:color="auto" w:fill="FFFFFF"/>
+            <w:tcMar>
+              <w:top w:w="0" w:type="dxa"/>
+              <w:bottom w:w="0" w:type="dxa"/>
+              <w:left w:w="0" w:type="dxa"/>
+              <w:right w:w="0" w:type="dxa"/>
+            </w:tcMar>
+            <w:vAlign w:val="top"/>
+          </w:tcPr>
+          <w:p>
+            <w:pPr>
+              <w:pStyle w:val="Normal"/>
+              <w:jc w:val="center"/>
+              <w:pBdr>
+                <w:bottom w:val="none" w:sz="0" w:space="0" w:color="000000"/>
+                <w:top w:val="none" w:sz="0" w:space="0" w:color="000000"/>
+                <w:left w:val="none" w:sz="0" w:space="0" w:color="000000"/>
+                <w:right w:val="none" w:sz="0" w:space="0" w:color="000000"/>
+              </w:pBdr>
+              <w:spacing w:after="100" w:before="100" w:line="240"/>
+              <w:ind w:left="100" w:right="100" w:firstLine="0" w:firstLineChars="0"/>
+              <w:rPr>
+                <w:rFonts w:ascii="Helvetica" w:hAnsi="Helvetica" w:eastAsia="Helvetica" w:cs="Helvetica"/>
+                <w:i w:val="false"/>
+                <w:b w:val="false"/>
+                <w:u w:val="none"/>
+                <w:sz w:val="22"/>
+                <w:szCs w:val="22"/>
+                <w:color w:val="000000"/>
+              </w:rPr>
+            </w:pPr>
+            <w:r>
+              <w:rPr>
+                <w:rFonts w:ascii="Helvetica" w:hAnsi="Helvetica" w:eastAsia="Helvetica" w:cs="Helvetica"/>
+                <w:i w:val="false"/>
+                <w:b w:val="false"/>
+                <w:u w:val="none"/>
+                <w:sz w:val="22"/>
+                <w:szCs w:val="22"/>
+                <w:color w:val="000000"/>
+              </w:rPr>
+              <w:t xml:space="preserve">1.14, 3.09</w:t>
+            </w:r>
+          </w:p>
+        </w:tc>
+        <w:tc>
+          <w:tcPr>
+            <w:tcBorders>
+              <w:bottom w:val="none" w:sz="0" w:space="0" w:color="000000"/>
+              <w:top w:val="none" w:sz="0" w:space="0" w:color="000000"/>
+              <w:left w:val="none" w:sz="0" w:space="0" w:color="000000"/>
+              <w:right w:val="none" w:sz="0" w:space="0" w:color="000000"/>
+            </w:tcBorders>
+            <w:shd w:val="clear" w:color="auto" w:fill="FFFFFF"/>
+            <w:tcMar>
+              <w:top w:w="0" w:type="dxa"/>
+              <w:bottom w:w="0" w:type="dxa"/>
+              <w:left w:w="0" w:type="dxa"/>
+              <w:right w:w="0" w:type="dxa"/>
+            </w:tcMar>
+            <w:vAlign w:val="top"/>
+          </w:tcPr>
+          <w:p>
+            <w:pPr>
+              <w:pStyle w:val="Normal"/>
+              <w:jc w:val="center"/>
+              <w:pBdr>
+                <w:bottom w:val="none" w:sz="0" w:space="0" w:color="000000"/>
+                <w:top w:val="none" w:sz="0" w:space="0" w:color="000000"/>
+                <w:left w:val="none" w:sz="0" w:space="0" w:color="000000"/>
+                <w:right w:val="none" w:sz="0" w:space="0" w:color="000000"/>
+              </w:pBdr>
+              <w:spacing w:after="100" w:before="100" w:line="240"/>
+              <w:ind w:left="100" w:right="100" w:firstLine="0" w:firstLineChars="0"/>
+              <w:rPr>
+                <w:rFonts w:ascii="Helvetica" w:hAnsi="Helvetica" w:eastAsia="Helvetica" w:cs="Helvetica"/>
+                <w:i w:val="false"/>
+                <w:b w:val="false"/>
+                <w:u w:val="none"/>
+                <w:sz w:val="22"/>
+                <w:szCs w:val="22"/>
+                <w:color w:val="000000"/>
+              </w:rPr>
+            </w:pPr>
+            <w:r>
+              <w:rPr>
+                <w:rFonts w:ascii="Helvetica" w:hAnsi="Helvetica" w:eastAsia="Helvetica" w:cs="Helvetica"/>
+                <w:i w:val="false"/>
+                <w:b w:val="false"/>
+                <w:u w:val="none"/>
+                <w:sz w:val="22"/>
+                <w:szCs w:val="22"/>
+                <w:color w:val="000000"/>
+              </w:rPr>
+              <w:t xml:space="preserve">0.014</w:t>
             </w:r>
           </w:p>
         </w:tc>
@@ -14680,7 +14680,7 @@
                 <w:szCs w:val="22"/>
                 <w:color w:val="000000"/>
               </w:rPr>
-              <w:t xml:space="preserve">0.29, 1.75</w:t>
+              <w:t xml:space="preserve">0.29, 1.74</w:t>
             </w:r>
           </w:p>
         </w:tc>
@@ -14951,7 +14951,7 @@
                 <w:szCs w:val="22"/>
                 <w:color w:val="000000"/>
               </w:rPr>
-              <w:t xml:space="preserve">0.75, 1.95</w:t>
+              <w:t xml:space="preserve">0.75, 1.96</w:t>
             </w:r>
           </w:p>
         </w:tc>
@@ -15699,7 +15699,7 @@
                 <w:szCs w:val="22"/>
                 <w:color w:val="000000"/>
               </w:rPr>
-              <w:t xml:space="preserve">0.240</w:t>
+              <w:t xml:space="preserve">0.230</w:t>
             </w:r>
           </w:p>
         </w:tc>
@@ -15864,60 +15864,60 @@
                 <w:szCs w:val="22"/>
                 <w:color w:val="000000"/>
               </w:rPr>
-              <w:t xml:space="preserve">1.92</w:t>
-            </w:r>
-          </w:p>
-        </w:tc>
-        <w:tc>
-          <w:tcPr>
-            <w:tcBorders>
-              <w:bottom w:val="none" w:sz="0" w:space="0" w:color="000000"/>
-              <w:top w:val="none" w:sz="0" w:space="0" w:color="000000"/>
-              <w:left w:val="none" w:sz="0" w:space="0" w:color="000000"/>
-              <w:right w:val="none" w:sz="0" w:space="0" w:color="000000"/>
-            </w:tcBorders>
-            <w:shd w:val="clear" w:color="auto" w:fill="FFFFFF"/>
-            <w:tcMar>
-              <w:top w:w="0" w:type="dxa"/>
-              <w:bottom w:w="0" w:type="dxa"/>
-              <w:left w:w="0" w:type="dxa"/>
-              <w:right w:w="0" w:type="dxa"/>
-            </w:tcMar>
-            <w:vAlign w:val="top"/>
-          </w:tcPr>
-          <w:p>
-            <w:pPr>
-              <w:pStyle w:val="Normal"/>
-              <w:jc w:val="center"/>
-              <w:pBdr>
-                <w:bottom w:val="none" w:sz="0" w:space="0" w:color="000000"/>
-                <w:top w:val="none" w:sz="0" w:space="0" w:color="000000"/>
-                <w:left w:val="none" w:sz="0" w:space="0" w:color="000000"/>
-                <w:right w:val="none" w:sz="0" w:space="0" w:color="000000"/>
-              </w:pBdr>
-              <w:spacing w:after="100" w:before="100" w:line="240"/>
-              <w:ind w:left="100" w:right="100" w:firstLine="0" w:firstLineChars="0"/>
-              <w:rPr>
-                <w:rFonts w:ascii="Helvetica" w:hAnsi="Helvetica" w:eastAsia="Helvetica" w:cs="Helvetica"/>
-                <w:i w:val="false"/>
-                <w:b w:val="false"/>
-                <w:u w:val="none"/>
-                <w:sz w:val="22"/>
-                <w:szCs w:val="22"/>
-                <w:color w:val="000000"/>
-              </w:rPr>
-            </w:pPr>
-            <w:r>
-              <w:rPr>
-                <w:rFonts w:ascii="Helvetica" w:hAnsi="Helvetica" w:eastAsia="Helvetica" w:cs="Helvetica"/>
-                <w:i w:val="false"/>
-                <w:b w:val="false"/>
-                <w:u w:val="none"/>
-                <w:sz w:val="22"/>
-                <w:szCs w:val="22"/>
-                <w:color w:val="000000"/>
-              </w:rPr>
-              <w:t xml:space="preserve">1.26, 2.92</w:t>
+              <w:t xml:space="preserve">1.93</w:t>
+            </w:r>
+          </w:p>
+        </w:tc>
+        <w:tc>
+          <w:tcPr>
+            <w:tcBorders>
+              <w:bottom w:val="none" w:sz="0" w:space="0" w:color="000000"/>
+              <w:top w:val="none" w:sz="0" w:space="0" w:color="000000"/>
+              <w:left w:val="none" w:sz="0" w:space="0" w:color="000000"/>
+              <w:right w:val="none" w:sz="0" w:space="0" w:color="000000"/>
+            </w:tcBorders>
+            <w:shd w:val="clear" w:color="auto" w:fill="FFFFFF"/>
+            <w:tcMar>
+              <w:top w:w="0" w:type="dxa"/>
+              <w:bottom w:w="0" w:type="dxa"/>
+              <w:left w:w="0" w:type="dxa"/>
+              <w:right w:w="0" w:type="dxa"/>
+            </w:tcMar>
+            <w:vAlign w:val="top"/>
+          </w:tcPr>
+          <w:p>
+            <w:pPr>
+              <w:pStyle w:val="Normal"/>
+              <w:jc w:val="center"/>
+              <w:pBdr>
+                <w:bottom w:val="none" w:sz="0" w:space="0" w:color="000000"/>
+                <w:top w:val="none" w:sz="0" w:space="0" w:color="000000"/>
+                <w:left w:val="none" w:sz="0" w:space="0" w:color="000000"/>
+                <w:right w:val="none" w:sz="0" w:space="0" w:color="000000"/>
+              </w:pBdr>
+              <w:spacing w:after="100" w:before="100" w:line="240"/>
+              <w:ind w:left="100" w:right="100" w:firstLine="0" w:firstLineChars="0"/>
+              <w:rPr>
+                <w:rFonts w:ascii="Helvetica" w:hAnsi="Helvetica" w:eastAsia="Helvetica" w:cs="Helvetica"/>
+                <w:i w:val="false"/>
+                <w:b w:val="false"/>
+                <w:u w:val="none"/>
+                <w:sz w:val="22"/>
+                <w:szCs w:val="22"/>
+                <w:color w:val="000000"/>
+              </w:rPr>
+            </w:pPr>
+            <w:r>
+              <w:rPr>
+                <w:rFonts w:ascii="Helvetica" w:hAnsi="Helvetica" w:eastAsia="Helvetica" w:cs="Helvetica"/>
+                <w:i w:val="false"/>
+                <w:b w:val="false"/>
+                <w:u w:val="none"/>
+                <w:sz w:val="22"/>
+                <w:szCs w:val="22"/>
+                <w:color w:val="000000"/>
+              </w:rPr>
+              <w:t xml:space="preserve">1.26, 2.93</w:t>
             </w:r>
           </w:p>
         </w:tc>
@@ -16400,7 +16400,7 @@
                 <w:szCs w:val="22"/>
                 <w:color w:val="000000"/>
               </w:rPr>
-              <w:t xml:space="preserve">0.19, 0.74</w:t>
+              <w:t xml:space="preserve">0.19, 0.73</w:t>
             </w:r>
           </w:p>
         </w:tc>
@@ -16612,60 +16612,60 @@
                 <w:szCs w:val="22"/>
                 <w:color w:val="000000"/>
               </w:rPr>
-              <w:t xml:space="preserve">0.22, 1.01</w:t>
-            </w:r>
-          </w:p>
-        </w:tc>
-        <w:tc>
-          <w:tcPr>
-            <w:tcBorders>
-              <w:bottom w:val="none" w:sz="0" w:space="0" w:color="000000"/>
-              <w:top w:val="none" w:sz="0" w:space="0" w:color="000000"/>
-              <w:left w:val="none" w:sz="0" w:space="0" w:color="000000"/>
-              <w:right w:val="none" w:sz="0" w:space="0" w:color="000000"/>
-            </w:tcBorders>
-            <w:shd w:val="clear" w:color="auto" w:fill="FFFFFF"/>
-            <w:tcMar>
-              <w:top w:w="0" w:type="dxa"/>
-              <w:bottom w:w="0" w:type="dxa"/>
-              <w:left w:w="0" w:type="dxa"/>
-              <w:right w:w="0" w:type="dxa"/>
-            </w:tcMar>
-            <w:vAlign w:val="top"/>
-          </w:tcPr>
-          <w:p>
-            <w:pPr>
-              <w:pStyle w:val="Normal"/>
-              <w:jc w:val="center"/>
-              <w:pBdr>
-                <w:bottom w:val="none" w:sz="0" w:space="0" w:color="000000"/>
-                <w:top w:val="none" w:sz="0" w:space="0" w:color="000000"/>
-                <w:left w:val="none" w:sz="0" w:space="0" w:color="000000"/>
-                <w:right w:val="none" w:sz="0" w:space="0" w:color="000000"/>
-              </w:pBdr>
-              <w:spacing w:after="100" w:before="100" w:line="240"/>
-              <w:ind w:left="100" w:right="100" w:firstLine="0" w:firstLineChars="0"/>
-              <w:rPr>
-                <w:rFonts w:ascii="Helvetica" w:hAnsi="Helvetica" w:eastAsia="Helvetica" w:cs="Helvetica"/>
-                <w:i w:val="false"/>
-                <w:b w:val="false"/>
-                <w:u w:val="none"/>
-                <w:sz w:val="22"/>
-                <w:szCs w:val="22"/>
-                <w:color w:val="000000"/>
-              </w:rPr>
-            </w:pPr>
-            <w:r>
-              <w:rPr>
-                <w:rFonts w:ascii="Helvetica" w:hAnsi="Helvetica" w:eastAsia="Helvetica" w:cs="Helvetica"/>
-                <w:i w:val="false"/>
-                <w:b w:val="false"/>
-                <w:u w:val="none"/>
-                <w:sz w:val="22"/>
-                <w:szCs w:val="22"/>
-                <w:color w:val="000000"/>
-              </w:rPr>
-              <w:t xml:space="preserve">0.052</w:t>
+              <w:t xml:space="preserve">0.22, 1.00</w:t>
+            </w:r>
+          </w:p>
+        </w:tc>
+        <w:tc>
+          <w:tcPr>
+            <w:tcBorders>
+              <w:bottom w:val="none" w:sz="0" w:space="0" w:color="000000"/>
+              <w:top w:val="none" w:sz="0" w:space="0" w:color="000000"/>
+              <w:left w:val="none" w:sz="0" w:space="0" w:color="000000"/>
+              <w:right w:val="none" w:sz="0" w:space="0" w:color="000000"/>
+            </w:tcBorders>
+            <w:shd w:val="clear" w:color="auto" w:fill="FFFFFF"/>
+            <w:tcMar>
+              <w:top w:w="0" w:type="dxa"/>
+              <w:bottom w:w="0" w:type="dxa"/>
+              <w:left w:w="0" w:type="dxa"/>
+              <w:right w:w="0" w:type="dxa"/>
+            </w:tcMar>
+            <w:vAlign w:val="top"/>
+          </w:tcPr>
+          <w:p>
+            <w:pPr>
+              <w:pStyle w:val="Normal"/>
+              <w:jc w:val="center"/>
+              <w:pBdr>
+                <w:bottom w:val="none" w:sz="0" w:space="0" w:color="000000"/>
+                <w:top w:val="none" w:sz="0" w:space="0" w:color="000000"/>
+                <w:left w:val="none" w:sz="0" w:space="0" w:color="000000"/>
+                <w:right w:val="none" w:sz="0" w:space="0" w:color="000000"/>
+              </w:pBdr>
+              <w:spacing w:after="100" w:before="100" w:line="240"/>
+              <w:ind w:left="100" w:right="100" w:firstLine="0" w:firstLineChars="0"/>
+              <w:rPr>
+                <w:rFonts w:ascii="Helvetica" w:hAnsi="Helvetica" w:eastAsia="Helvetica" w:cs="Helvetica"/>
+                <w:i w:val="false"/>
+                <w:b w:val="false"/>
+                <w:u w:val="none"/>
+                <w:sz w:val="22"/>
+                <w:szCs w:val="22"/>
+                <w:color w:val="000000"/>
+              </w:rPr>
+            </w:pPr>
+            <w:r>
+              <w:rPr>
+                <w:rFonts w:ascii="Helvetica" w:hAnsi="Helvetica" w:eastAsia="Helvetica" w:cs="Helvetica"/>
+                <w:i w:val="false"/>
+                <w:b w:val="false"/>
+                <w:u w:val="none"/>
+                <w:sz w:val="22"/>
+                <w:szCs w:val="22"/>
+                <w:color w:val="000000"/>
+              </w:rPr>
+              <w:t xml:space="preserve">0.051</w:t>
             </w:r>
           </w:p>
         </w:tc>
@@ -16936,7 +16936,7 @@
                 <w:szCs w:val="22"/>
                 <w:color w:val="000000"/>
               </w:rPr>
-              <w:t xml:space="preserve">0.510</w:t>
+              <w:t xml:space="preserve">0.520</w:t>
             </w:r>
           </w:p>
         </w:tc>
@@ -17148,7 +17148,7 @@
                 <w:szCs w:val="22"/>
                 <w:color w:val="000000"/>
               </w:rPr>
-              <w:t xml:space="preserve">0.330</w:t>
+              <w:t xml:space="preserve">0.340</w:t>
             </w:r>
           </w:p>
         </w:tc>
@@ -17419,7 +17419,7 @@
                 <w:szCs w:val="22"/>
                 <w:color w:val="000000"/>
               </w:rPr>
-              <w:t xml:space="preserve">0.035</w:t>
+              <w:t xml:space="preserve">0.037</w:t>
             </w:r>
           </w:p>
         </w:tc>
@@ -17631,7 +17631,7 @@
                 <w:szCs w:val="22"/>
                 <w:color w:val="000000"/>
               </w:rPr>
-              <w:t xml:space="preserve">0.640</w:t>
+              <w:t xml:space="preserve">0.620</w:t>
             </w:r>
           </w:p>
         </w:tc>
